--- a/data/outputs/v2/Physics/SS3.4_Electrostatics/Physics_Electrostatics_SummaryTable.docx
+++ b/data/outputs/v2/Physics/SS3.4_Electrostatics/Physics_Electrostatics_SummaryTable.docx
@@ -38,6 +38,177 @@
           <w:szCs w:val="22"/>
         </w:rPr>
         <w:t xml:space="preserve">Sub-Strand 3.4: Electrostatics — Teacher Reference (Pre-filled)</w:t>
+      </w:r>
+    </w:p>
+    <w:p>
+      <w:pPr>
+        <w:spacing w:after="80" w:before="120"/>
+      </w:pPr>
+      <w:r>
+        <w:rPr>
+          <w:rFonts w:ascii="Arial" w:cs="Arial" w:eastAsia="Arial" w:hAnsi="Arial"/>
+          <w:b/>
+          <w:bCs/>
+          <w:color w:val="1F3864"/>
+          <w:sz w:val="20"/>
+          <w:szCs w:val="20"/>
+        </w:rPr>
+        <w:t xml:space="preserve">ATTRIBUTION AND LICENSING</w:t>
+      </w:r>
+    </w:p>
+    <w:p>
+      <w:pPr>
+        <w:spacing w:after="60" w:before="0"/>
+      </w:pPr>
+      <w:r>
+        <w:rPr>
+          <w:rFonts w:ascii="Arial" w:cs="Arial" w:eastAsia="Arial" w:hAnsi="Arial"/>
+          <w:b/>
+          <w:bCs/>
+          <w:sz w:val="17"/>
+          <w:szCs w:val="17"/>
+        </w:rPr>
+        <w:t xml:space="preserve">Curriculum Alignment: </w:t>
+      </w:r>
+      <w:r>
+        <w:rPr>
+          <w:rFonts w:ascii="Arial" w:cs="Arial" w:eastAsia="Arial" w:hAnsi="Arial"/>
+          <w:sz w:val="17"/>
+          <w:szCs w:val="17"/>
+        </w:rPr>
+        <w:t xml:space="preserve">Structured in pedagogical alignment with the competence-based curriculum format and learning outcomes established by the Kenya Institute of Curriculum Development (KICD). This material is independently developed and is not officially endorsed or published by KICD.</w:t>
+      </w:r>
+    </w:p>
+    <w:p>
+      <w:pPr>
+        <w:spacing w:after="60" w:before="0"/>
+      </w:pPr>
+      <w:r>
+        <w:rPr>
+          <w:rFonts w:ascii="Arial" w:cs="Arial" w:eastAsia="Arial" w:hAnsi="Arial"/>
+          <w:b/>
+          <w:bCs/>
+          <w:sz w:val="17"/>
+          <w:szCs w:val="17"/>
+        </w:rPr>
+        <w:t xml:space="preserve">Content &amp; Pedagogy: </w:t>
+      </w:r>
+      <w:r>
+        <w:rPr>
+          <w:rFonts w:ascii="Arial" w:cs="Arial" w:eastAsia="Arial" w:hAnsi="Arial"/>
+          <w:sz w:val="17"/>
+          <w:szCs w:val="17"/>
+        </w:rPr>
+        <w:t xml:space="preserve">Developed and adapted by the educator team at SeaVuria (registered 501(c)(3) in the United States and registered NGO in Kenya, No. 872-850A-BF11), who designed the pedagogical framework, lesson templates and exemplar lessons on which this material is based.</w:t>
+      </w:r>
+    </w:p>
+    <w:p>
+      <w:pPr>
+        <w:spacing w:after="60" w:before="0"/>
+      </w:pPr>
+      <w:r>
+        <w:rPr>
+          <w:rFonts w:ascii="Arial" w:cs="Arial" w:eastAsia="Arial" w:hAnsi="Arial"/>
+          <w:b/>
+          <w:bCs/>
+          <w:sz w:val="17"/>
+          <w:szCs w:val="17"/>
+        </w:rPr>
+        <w:t xml:space="preserve">Production &amp; Layout: </w:t>
+      </w:r>
+      <w:r>
+        <w:rPr>
+          <w:rFonts w:ascii="Arial" w:cs="Arial" w:eastAsia="Arial" w:hAnsi="Arial"/>
+          <w:sz w:val="17"/>
+          <w:szCs w:val="17"/>
+        </w:rPr>
+        <w:t xml:space="preserve">Educational design and curriculum sequencing by SeaVuria. Technical layout, structural formatting, and digital optimization/implementation executed in partnership with ARES Education (registered 501(c)(3) in the United States and Canada (as Afretech Aid) and registered NGO in Kenya), with lesson drafting and compilation assisted by AI (Claude, Anthropic).</w:t>
+      </w:r>
+    </w:p>
+    <w:p>
+      <w:pPr>
+        <w:pBdr>
+          <w:bottom w:val="single" w:color="1F3864" w:sz="6" w:space="6"/>
+        </w:pBdr>
+        <w:spacing w:after="60" w:before="0"/>
+      </w:pPr>
+      <w:r>
+        <w:rPr>
+          <w:rFonts w:ascii="Arial" w:cs="Arial" w:eastAsia="Arial" w:hAnsi="Arial"/>
+          <w:b/>
+          <w:bCs/>
+          <w:sz w:val="17"/>
+          <w:szCs w:val="17"/>
+        </w:rPr>
+        <w:t xml:space="preserve">Licensing &amp; Copyright: </w:t>
+      </w:r>
+      <w:r>
+        <w:rPr>
+          <w:rFonts w:ascii="Arial" w:cs="Arial" w:eastAsia="Arial" w:hAnsi="Arial"/>
+          <w:sz w:val="17"/>
+          <w:szCs w:val="17"/>
+        </w:rPr>
+        <w:t xml:space="preserve">© 2026 SeaVuria and ARES. This work is licensed under a </w:t>
+      </w:r>
+      <w:hyperlink w:history="1" r:id="rIdjjgru0z3tlg3suxojjo6h">
+        <w:r>
+          <w:rPr>
+            <w:rFonts w:ascii="Arial" w:cs="Arial" w:eastAsia="Arial" w:hAnsi="Arial"/>
+            <w:color w:val="1F6B75"/>
+            <w:sz w:val="17"/>
+            <w:szCs w:val="17"/>
+            <w:u w:val="single" w:color="1F6B75"/>
+          </w:rPr>
+          <w:t xml:space="preserve">Creative Commons Attribution-NonCommercial 4.0 International License</w:t>
+        </w:r>
+      </w:hyperlink>
+      <w:r>
+        <w:rPr>
+          <w:rFonts w:ascii="Arial" w:cs="Arial" w:eastAsia="Arial" w:hAnsi="Arial"/>
+          <w:sz w:val="17"/>
+          <w:szCs w:val="17"/>
+        </w:rPr>
+        <w:t xml:space="preserve"> (</w:t>
+      </w:r>
+      <w:hyperlink w:history="1" r:id="rId35cwe8xsjb4vmcu2pkuve">
+        <w:r>
+          <w:rPr>
+            <w:rFonts w:ascii="Arial" w:cs="Arial" w:eastAsia="Arial" w:hAnsi="Arial"/>
+            <w:color w:val="1F6B75"/>
+            <w:sz w:val="17"/>
+            <w:szCs w:val="17"/>
+            <w:u w:val="single" w:color="1F6B75"/>
+          </w:rPr>
+          <w:t xml:space="preserve">CC BY-NC 4.0</w:t>
+        </w:r>
+      </w:hyperlink>
+      <w:r>
+        <w:rPr>
+          <w:rFonts w:ascii="Arial" w:cs="Arial" w:eastAsia="Arial" w:hAnsi="Arial"/>
+          <w:sz w:val="17"/>
+          <w:szCs w:val="17"/>
+        </w:rPr>
+        <w:t xml:space="preserve">). To view a copy of this license, visit </w:t>
+      </w:r>
+      <w:hyperlink w:history="1" r:id="rIdybl16p3qttbrrrjdqlxod">
+        <w:r>
+          <w:rPr>
+            <w:rFonts w:ascii="Arial" w:cs="Arial" w:eastAsia="Arial" w:hAnsi="Arial"/>
+            <w:color w:val="1F6B75"/>
+            <w:sz w:val="17"/>
+            <w:szCs w:val="17"/>
+            <w:u w:val="single" w:color="1F6B75"/>
+          </w:rPr>
+          <w:t xml:space="preserve">https://creativecommons.org/licenses/by-nc/4.0/</w:t>
+        </w:r>
+      </w:hyperlink>
+      <w:r>
+        <w:rPr>
+          <w:rFonts w:ascii="Arial" w:cs="Arial" w:eastAsia="Arial" w:hAnsi="Arial"/>
+          <w:sz w:val="17"/>
+          <w:szCs w:val="17"/>
+        </w:rPr>
+        <w:t xml:space="preserve">. You are free to copy, redistribute, and adapt this material in any medium or format, provided appropriate credit is given and the material is not used for commercial purposes. KICD learning outcomes and curriculum designations reproduced here for alignment purposes remain the property of KICD and are not covered by this license. Linked external resources (e.g. CK-12, Khan Academy, PhET) are subject to their own licenses.</w:t>
       </w:r>
     </w:p>
     <w:p>

--- a/data/outputs/v2/Physics/SS3.4_Electrostatics/Physics_Electrostatics_SummaryTable.docx
+++ b/data/outputs/v2/Physics/SS3.4_Electrostatics/Physics_Electrostatics_SummaryTable.docx
@@ -38,177 +38,6 @@
           <w:szCs w:val="22"/>
         </w:rPr>
         <w:t xml:space="preserve">Sub-Strand 3.4: Electrostatics — Teacher Reference (Pre-filled)</w:t>
-      </w:r>
-    </w:p>
-    <w:p>
-      <w:pPr>
-        <w:spacing w:after="80" w:before="120"/>
-      </w:pPr>
-      <w:r>
-        <w:rPr>
-          <w:rFonts w:ascii="Arial" w:cs="Arial" w:eastAsia="Arial" w:hAnsi="Arial"/>
-          <w:b/>
-          <w:bCs/>
-          <w:color w:val="1F3864"/>
-          <w:sz w:val="20"/>
-          <w:szCs w:val="20"/>
-        </w:rPr>
-        <w:t xml:space="preserve">ATTRIBUTION AND LICENSING</w:t>
-      </w:r>
-    </w:p>
-    <w:p>
-      <w:pPr>
-        <w:spacing w:after="60" w:before="0"/>
-      </w:pPr>
-      <w:r>
-        <w:rPr>
-          <w:rFonts w:ascii="Arial" w:cs="Arial" w:eastAsia="Arial" w:hAnsi="Arial"/>
-          <w:b/>
-          <w:bCs/>
-          <w:sz w:val="17"/>
-          <w:szCs w:val="17"/>
-        </w:rPr>
-        <w:t xml:space="preserve">Curriculum Alignment: </w:t>
-      </w:r>
-      <w:r>
-        <w:rPr>
-          <w:rFonts w:ascii="Arial" w:cs="Arial" w:eastAsia="Arial" w:hAnsi="Arial"/>
-          <w:sz w:val="17"/>
-          <w:szCs w:val="17"/>
-        </w:rPr>
-        <w:t xml:space="preserve">Structured in pedagogical alignment with the competence-based curriculum format and learning outcomes established by the Kenya Institute of Curriculum Development (KICD). This material is independently developed and is not officially endorsed or published by KICD.</w:t>
-      </w:r>
-    </w:p>
-    <w:p>
-      <w:pPr>
-        <w:spacing w:after="60" w:before="0"/>
-      </w:pPr>
-      <w:r>
-        <w:rPr>
-          <w:rFonts w:ascii="Arial" w:cs="Arial" w:eastAsia="Arial" w:hAnsi="Arial"/>
-          <w:b/>
-          <w:bCs/>
-          <w:sz w:val="17"/>
-          <w:szCs w:val="17"/>
-        </w:rPr>
-        <w:t xml:space="preserve">Content &amp; Pedagogy: </w:t>
-      </w:r>
-      <w:r>
-        <w:rPr>
-          <w:rFonts w:ascii="Arial" w:cs="Arial" w:eastAsia="Arial" w:hAnsi="Arial"/>
-          <w:sz w:val="17"/>
-          <w:szCs w:val="17"/>
-        </w:rPr>
-        <w:t xml:space="preserve">Developed and adapted by the educator team at SeaVuria (registered 501(c)(3) in the United States and registered NGO in Kenya, No. 872-850A-BF11), who designed the pedagogical framework, lesson templates and exemplar lessons on which this material is based.</w:t>
-      </w:r>
-    </w:p>
-    <w:p>
-      <w:pPr>
-        <w:spacing w:after="60" w:before="0"/>
-      </w:pPr>
-      <w:r>
-        <w:rPr>
-          <w:rFonts w:ascii="Arial" w:cs="Arial" w:eastAsia="Arial" w:hAnsi="Arial"/>
-          <w:b/>
-          <w:bCs/>
-          <w:sz w:val="17"/>
-          <w:szCs w:val="17"/>
-        </w:rPr>
-        <w:t xml:space="preserve">Production &amp; Layout: </w:t>
-      </w:r>
-      <w:r>
-        <w:rPr>
-          <w:rFonts w:ascii="Arial" w:cs="Arial" w:eastAsia="Arial" w:hAnsi="Arial"/>
-          <w:sz w:val="17"/>
-          <w:szCs w:val="17"/>
-        </w:rPr>
-        <w:t xml:space="preserve">Educational design and curriculum sequencing by SeaVuria. Technical layout, structural formatting, and digital optimization/implementation executed in partnership with ARES Education (registered 501(c)(3) in the United States and Canada (as Afretech Aid) and registered NGO in Kenya), with lesson drafting and compilation assisted by AI (Claude, Anthropic).</w:t>
-      </w:r>
-    </w:p>
-    <w:p>
-      <w:pPr>
-        <w:pBdr>
-          <w:bottom w:val="single" w:color="1F3864" w:sz="6" w:space="6"/>
-        </w:pBdr>
-        <w:spacing w:after="60" w:before="0"/>
-      </w:pPr>
-      <w:r>
-        <w:rPr>
-          <w:rFonts w:ascii="Arial" w:cs="Arial" w:eastAsia="Arial" w:hAnsi="Arial"/>
-          <w:b/>
-          <w:bCs/>
-          <w:sz w:val="17"/>
-          <w:szCs w:val="17"/>
-        </w:rPr>
-        <w:t xml:space="preserve">Licensing &amp; Copyright: </w:t>
-      </w:r>
-      <w:r>
-        <w:rPr>
-          <w:rFonts w:ascii="Arial" w:cs="Arial" w:eastAsia="Arial" w:hAnsi="Arial"/>
-          <w:sz w:val="17"/>
-          <w:szCs w:val="17"/>
-        </w:rPr>
-        <w:t xml:space="preserve">© 2026 SeaVuria and ARES. This work is licensed under a </w:t>
-      </w:r>
-      <w:hyperlink w:history="1" r:id="rIdjjgru0z3tlg3suxojjo6h">
-        <w:r>
-          <w:rPr>
-            <w:rFonts w:ascii="Arial" w:cs="Arial" w:eastAsia="Arial" w:hAnsi="Arial"/>
-            <w:color w:val="1F6B75"/>
-            <w:sz w:val="17"/>
-            <w:szCs w:val="17"/>
-            <w:u w:val="single" w:color="1F6B75"/>
-          </w:rPr>
-          <w:t xml:space="preserve">Creative Commons Attribution-NonCommercial 4.0 International License</w:t>
-        </w:r>
-      </w:hyperlink>
-      <w:r>
-        <w:rPr>
-          <w:rFonts w:ascii="Arial" w:cs="Arial" w:eastAsia="Arial" w:hAnsi="Arial"/>
-          <w:sz w:val="17"/>
-          <w:szCs w:val="17"/>
-        </w:rPr>
-        <w:t xml:space="preserve"> (</w:t>
-      </w:r>
-      <w:hyperlink w:history="1" r:id="rId35cwe8xsjb4vmcu2pkuve">
-        <w:r>
-          <w:rPr>
-            <w:rFonts w:ascii="Arial" w:cs="Arial" w:eastAsia="Arial" w:hAnsi="Arial"/>
-            <w:color w:val="1F6B75"/>
-            <w:sz w:val="17"/>
-            <w:szCs w:val="17"/>
-            <w:u w:val="single" w:color="1F6B75"/>
-          </w:rPr>
-          <w:t xml:space="preserve">CC BY-NC 4.0</w:t>
-        </w:r>
-      </w:hyperlink>
-      <w:r>
-        <w:rPr>
-          <w:rFonts w:ascii="Arial" w:cs="Arial" w:eastAsia="Arial" w:hAnsi="Arial"/>
-          <w:sz w:val="17"/>
-          <w:szCs w:val="17"/>
-        </w:rPr>
-        <w:t xml:space="preserve">). To view a copy of this license, visit </w:t>
-      </w:r>
-      <w:hyperlink w:history="1" r:id="rIdybl16p3qttbrrrjdqlxod">
-        <w:r>
-          <w:rPr>
-            <w:rFonts w:ascii="Arial" w:cs="Arial" w:eastAsia="Arial" w:hAnsi="Arial"/>
-            <w:color w:val="1F6B75"/>
-            <w:sz w:val="17"/>
-            <w:szCs w:val="17"/>
-            <w:u w:val="single" w:color="1F6B75"/>
-          </w:rPr>
-          <w:t xml:space="preserve">https://creativecommons.org/licenses/by-nc/4.0/</w:t>
-        </w:r>
-      </w:hyperlink>
-      <w:r>
-        <w:rPr>
-          <w:rFonts w:ascii="Arial" w:cs="Arial" w:eastAsia="Arial" w:hAnsi="Arial"/>
-          <w:sz w:val="17"/>
-          <w:szCs w:val="17"/>
-        </w:rPr>
-        <w:t xml:space="preserve">. You are free to copy, redistribute, and adapt this material in any medium or format, provided appropriate credit is given and the material is not used for commercial purposes. KICD learning outcomes and curriculum designations reproduced here for alignment purposes remain the property of KICD and are not covered by this license. Linked external resources (e.g. CK-12, Khan Academy, PhET) are subject to their own licenses.</w:t>
       </w:r>
     </w:p>
     <w:p>
@@ -1997,6 +1826,185 @@
         </w:tc>
       </w:tr>
     </w:tbl>
+    <w:p>
+      <w:pPr>
+        <w:spacing w:after="120"/>
+      </w:pPr>
+      <w:r>
+        <w:t xml:space="preserve"/>
+      </w:r>
+    </w:p>
+    <w:p>
+      <w:pPr>
+        <w:spacing w:after="80" w:before="120"/>
+      </w:pPr>
+      <w:r>
+        <w:rPr>
+          <w:rFonts w:ascii="Arial" w:cs="Arial" w:eastAsia="Arial" w:hAnsi="Arial"/>
+          <w:b/>
+          <w:bCs/>
+          <w:color w:val="1F3864"/>
+          <w:sz w:val="20"/>
+          <w:szCs w:val="20"/>
+        </w:rPr>
+        <w:t xml:space="preserve">ATTRIBUTION AND LICENSING</w:t>
+      </w:r>
+    </w:p>
+    <w:p>
+      <w:pPr>
+        <w:spacing w:after="60" w:before="0"/>
+      </w:pPr>
+      <w:r>
+        <w:rPr>
+          <w:rFonts w:ascii="Arial" w:cs="Arial" w:eastAsia="Arial" w:hAnsi="Arial"/>
+          <w:b/>
+          <w:bCs/>
+          <w:sz w:val="17"/>
+          <w:szCs w:val="17"/>
+        </w:rPr>
+        <w:t xml:space="preserve">Curriculum Alignment: </w:t>
+      </w:r>
+      <w:r>
+        <w:rPr>
+          <w:rFonts w:ascii="Arial" w:cs="Arial" w:eastAsia="Arial" w:hAnsi="Arial"/>
+          <w:sz w:val="17"/>
+          <w:szCs w:val="17"/>
+        </w:rPr>
+        <w:t xml:space="preserve">Structured in pedagogical alignment with the competence-based curriculum format and learning outcomes established by the Kenya Institute of Curriculum Development (KICD). This material is independently developed and is not officially endorsed or published by KICD.</w:t>
+      </w:r>
+    </w:p>
+    <w:p>
+      <w:pPr>
+        <w:spacing w:after="60" w:before="0"/>
+      </w:pPr>
+      <w:r>
+        <w:rPr>
+          <w:rFonts w:ascii="Arial" w:cs="Arial" w:eastAsia="Arial" w:hAnsi="Arial"/>
+          <w:b/>
+          <w:bCs/>
+          <w:sz w:val="17"/>
+          <w:szCs w:val="17"/>
+        </w:rPr>
+        <w:t xml:space="preserve">Content &amp; Pedagogy: </w:t>
+      </w:r>
+      <w:r>
+        <w:rPr>
+          <w:rFonts w:ascii="Arial" w:cs="Arial" w:eastAsia="Arial" w:hAnsi="Arial"/>
+          <w:sz w:val="17"/>
+          <w:szCs w:val="17"/>
+        </w:rPr>
+        <w:t xml:space="preserve">Developed and adapted by the educator team at SeaVuria (registered 501(c)(3) in the United States and registered NGO in Kenya, No. 872-850A-BF11), who designed the pedagogical framework, lesson templates and exemplar lessons on which this material is based.</w:t>
+      </w:r>
+    </w:p>
+    <w:p>
+      <w:pPr>
+        <w:spacing w:after="60" w:before="0"/>
+      </w:pPr>
+      <w:r>
+        <w:rPr>
+          <w:rFonts w:ascii="Arial" w:cs="Arial" w:eastAsia="Arial" w:hAnsi="Arial"/>
+          <w:b/>
+          <w:bCs/>
+          <w:sz w:val="17"/>
+          <w:szCs w:val="17"/>
+        </w:rPr>
+        <w:t xml:space="preserve">Production &amp; Layout: </w:t>
+      </w:r>
+      <w:r>
+        <w:rPr>
+          <w:rFonts w:ascii="Arial" w:cs="Arial" w:eastAsia="Arial" w:hAnsi="Arial"/>
+          <w:sz w:val="17"/>
+          <w:szCs w:val="17"/>
+        </w:rPr>
+        <w:t xml:space="preserve">Educational design and curriculum sequencing by SeaVuria. Technical layout, structural formatting, and digital optimization/implementation executed in partnership with ARES Education (registered 501(c)(3) in the United States and Canada (as Afretech Aid) and registered NGO in Kenya), with lesson drafting and compilation assisted by AI (Claude, Anthropic).</w:t>
+      </w:r>
+    </w:p>
+    <w:p>
+      <w:pPr>
+        <w:pBdr>
+          <w:bottom w:val="single" w:color="1F3864" w:sz="6" w:space="6"/>
+        </w:pBdr>
+        <w:spacing w:after="60" w:before="0"/>
+      </w:pPr>
+      <w:r>
+        <w:rPr>
+          <w:rFonts w:ascii="Arial" w:cs="Arial" w:eastAsia="Arial" w:hAnsi="Arial"/>
+          <w:b/>
+          <w:bCs/>
+          <w:sz w:val="17"/>
+          <w:szCs w:val="17"/>
+        </w:rPr>
+        <w:t xml:space="preserve">Licensing &amp; Copyright: </w:t>
+      </w:r>
+      <w:r>
+        <w:rPr>
+          <w:rFonts w:ascii="Arial" w:cs="Arial" w:eastAsia="Arial" w:hAnsi="Arial"/>
+          <w:sz w:val="17"/>
+          <w:szCs w:val="17"/>
+        </w:rPr>
+        <w:t xml:space="preserve">© 2026 SeaVuria and ARES. This work is licensed under a </w:t>
+      </w:r>
+      <w:hyperlink w:history="1" r:id="rId2itxt2mpo7xypg16qawnh">
+        <w:r>
+          <w:rPr>
+            <w:rFonts w:ascii="Arial" w:cs="Arial" w:eastAsia="Arial" w:hAnsi="Arial"/>
+            <w:color w:val="1F6B75"/>
+            <w:sz w:val="17"/>
+            <w:szCs w:val="17"/>
+            <w:u w:val="single" w:color="1F6B75"/>
+          </w:rPr>
+          <w:t xml:space="preserve">Creative Commons Attribution-NonCommercial 4.0 International License</w:t>
+        </w:r>
+      </w:hyperlink>
+      <w:r>
+        <w:rPr>
+          <w:rFonts w:ascii="Arial" w:cs="Arial" w:eastAsia="Arial" w:hAnsi="Arial"/>
+          <w:sz w:val="17"/>
+          <w:szCs w:val="17"/>
+        </w:rPr>
+        <w:t xml:space="preserve"> (</w:t>
+      </w:r>
+      <w:hyperlink w:history="1" r:id="rIdq0lxvfhxm4_c4x4nxjgme">
+        <w:r>
+          <w:rPr>
+            <w:rFonts w:ascii="Arial" w:cs="Arial" w:eastAsia="Arial" w:hAnsi="Arial"/>
+            <w:color w:val="1F6B75"/>
+            <w:sz w:val="17"/>
+            <w:szCs w:val="17"/>
+            <w:u w:val="single" w:color="1F6B75"/>
+          </w:rPr>
+          <w:t xml:space="preserve">CC BY-NC 4.0</w:t>
+        </w:r>
+      </w:hyperlink>
+      <w:r>
+        <w:rPr>
+          <w:rFonts w:ascii="Arial" w:cs="Arial" w:eastAsia="Arial" w:hAnsi="Arial"/>
+          <w:sz w:val="17"/>
+          <w:szCs w:val="17"/>
+        </w:rPr>
+        <w:t xml:space="preserve">). To view a copy of this license, visit </w:t>
+      </w:r>
+      <w:hyperlink w:history="1" r:id="rIdb9zsxt2aiirdyne1gcer5">
+        <w:r>
+          <w:rPr>
+            <w:rFonts w:ascii="Arial" w:cs="Arial" w:eastAsia="Arial" w:hAnsi="Arial"/>
+            <w:color w:val="1F6B75"/>
+            <w:sz w:val="17"/>
+            <w:szCs w:val="17"/>
+            <w:u w:val="single" w:color="1F6B75"/>
+          </w:rPr>
+          <w:t xml:space="preserve">https://creativecommons.org/licenses/by-nc/4.0/</w:t>
+        </w:r>
+      </w:hyperlink>
+      <w:r>
+        <w:rPr>
+          <w:rFonts w:ascii="Arial" w:cs="Arial" w:eastAsia="Arial" w:hAnsi="Arial"/>
+          <w:sz w:val="17"/>
+          <w:szCs w:val="17"/>
+        </w:rPr>
+        <w:t xml:space="preserve">. You are free to copy, redistribute, and adapt this material in any medium or format, provided appropriate credit is given and the material is not used for commercial purposes. KICD learning outcomes and curriculum designations reproduced here for alignment purposes remain the property of KICD and are not covered by this license. Linked external resources (e.g. CK-12, Khan Academy, PhET) are subject to their own licenses.</w:t>
+      </w:r>
+    </w:p>
     <w:sectPr>
       <w:pgSz w:w="15840" w:h="12240" w:orient="landscape"/>
       <w:pgMar w:top="1080" w:right="1080" w:bottom="1080" w:left="1080" w:header="708" w:footer="708" w:gutter="0"/>

--- a/data/outputs/v2/Physics/SS3.4_Electrostatics/Physics_Electrostatics_SummaryTable.docx
+++ b/data/outputs/v2/Physics/SS3.4_Electrostatics/Physics_Electrostatics_SummaryTable.docx
@@ -564,7 +564,7 @@
                 <w:sz w:val="18"/>
                 <w:szCs w:val="18"/>
               </w:rPr>
-              <w:t xml:space="preserve">Students observed a balloon rubbed on hair/wool attracting small pieces of paper and sticking to the wall. When two rubbed balloons were brought close together, they repelled each other. A charged plastic pen held near a thin stream of water from a tap caused the stream to bend. Teacher note: Cold-call at least 3 students to describe what they saw before explaining why — surface-level observations only at this stage.</w:t>
+              <w:t xml:space="preserve">Students observed: (1) a balloon rubbed on hair or wool attracting small paper pieces and repelling another similarly charged balloon; (2) gold leaves of an electroscope diverging when a charged rod was brought near; (3) a charged balloon failing to attract paper through a wooden board but showing an effect through thin cardboard; (4) a video of the Ol Kalou lightning strike reconstruction, a leaf electroscope in action, and a Van de Graaff generator causing hair to stand on end at a Nairobi science fair.</w:t>
             </w:r>
           </w:p>
         </w:tc>
@@ -596,7 +596,7 @@
                 <w:sz w:val="18"/>
                 <w:szCs w:val="18"/>
               </w:rPr>
-              <w:t xml:space="preserve">All matter is made of atoms containing positive protons (in the nucleus) and negative electrons (orbiting the nucleus). Objects become electrically charged when electrons are transferred from one material to another — the object gaining electrons becomes negatively charged; the one losing electrons becomes positively charged. The total charge in a closed system is always conserved (Law of Conservation of Charge). Materials fall into two groups: conductors (e.g., copper wire, iron roofing sheets common in Kenyan homes) allow electrons to move freely; insulators (e.g., rubber, dry wood, plastic) hold electrons tightly in place. Teacher note: Explicitly link the iron roof of a Kenyan home to the anchoring phenomenon — the roof is a conductor, so charges induced by a nearby storm cloud can redistribute across it rapidly.</w:t>
+              <w:t xml:space="preserve">Students learned that: (1) all matter is made of atoms containing positive protons and negative electrons; (2) objects become electrically charged when electrons are transferred by friction (triboelectric effect) — the object gaining electrons becomes negative, the one losing electrons becomes positive; (3) like charges repel and unlike charges attract; (4) conductors (such as iron sheet) allow electrons to move freely, while insulators (such as wood) do not — this is why the iron-roofed stall at Ol Kalou was struck while the wooden stall was untouched.</w:t>
             </w:r>
           </w:p>
         </w:tc>
@@ -628,7 +628,7 @@
                 <w:sz w:val="18"/>
                 <w:szCs w:val="18"/>
               </w:rPr>
-              <w:t xml:space="preserve">When a cloud builds up excess negative charge at its base, it repels electrons in the iron roof directly below, leaving the roof's surface facing the cloud positively charged. This is the very first step toward a lightning strike. Students should be able to explain this using the atomic model: electron transfer occurred between water droplets and ice crystals colliding inside the cloud, giving the cloud's base a net negative charge. This connects directly to the driving question — 'invisible' charges have now been made visible through their effects (attraction, repulsion, bending water). Teacher note: Award full marks only if students explicitly name electron transfer (not just 'static electricity') and correctly identify which object gained/lost electrons.</w:t>
+              <w:t xml:space="preserve">Students began to explain: (1) why the traders' arm hairs stood on end before the strike — charge built up in the cloud induced charge separation in nearby objects, including the hairs, which repelled each other; (2) why the transistor radio crackled — rapidly changing electric fields from charge build-up interfered with the radio signal; (3) why the iron roof was struck — as a conductor, it allowed charge to concentrate and provided a low-resistance path. Students could NOT yet fully explain how charge built up in the cloud, how the lightning conductor directed the strike safely into the ground, or how forces act across empty space — these puzzles are posted on the DQB and will be addressed in Lessons 2–9.</w:t>
             </w:r>
           </w:p>
         </w:tc>
@@ -713,7 +713,7 @@
                 <w:sz w:val="18"/>
                 <w:szCs w:val="18"/>
               </w:rPr>
-              <w:t xml:space="preserve">Students observed two ebonite rods rubbed with fur repelling each other, and an ebonite rod and a glass rod (rubbed with silk) attracting each other. A charged rod held near an electroscope caused the leaves to diverge. Students also tested household materials (plastic ruler, copper wire, rubber band, metal spoon) for conductivity using a simple circuit with a bulb. Teacher note: Ensure students record which materials lit the bulb (conductors) and which did not (insulators) in their notebooks before discussion — wait 2 minutes for independent recording.</w:t>
+              <w:t xml:space="preserve">Learners observed that two balloons both rubbed with wool repelled each other, while a balloon rubbed with wool and one rubbed with nylon attracted each other. A charged plastic comb attracted torn paper scraps ('mapande ya karatasi'). Iron wire and copper wire from a jua kali workshop lit a circuit-tester bulb; sisal twine, dried maize husk, and a rubber slipper sole did not.</w:t>
             </w:r>
           </w:p>
         </w:tc>
@@ -745,7 +745,7 @@
                 <w:sz w:val="18"/>
                 <w:szCs w:val="18"/>
               </w:rPr>
-              <w:t xml:space="preserve">There are exactly two types of electric charge — positive and negative. The Law of Charges states: like charges repel; unlike charges attract. Charging by friction (also called triboelectric charging) always transfers electrons — never protons, because protons are locked in the nucleus. The object with higher electron affinity gains electrons and becomes negative. Conductors (metals like copper, aluminium, iron) have free/delocalised electrons; insulators (plastic, rubber, glass, dry wood) do not. Teacher note: A common misconception is that positive objects 'gain positive charge' — stress repeatedly that only electrons move; positive charge arises from electron deficit.</w:t>
+              <w:t xml:space="preserve">There are two types of electric charge — positive and negative. Charging by friction transfers electrons: the object gaining electrons becomes negative; the object losing electrons becomes positive. Like charges repel; unlike charges attract (law of charges). Conductors (e.g., iron, copper) allow electrons to move freely; insulators (e.g., wood, sisal, rubber) resist electron flow. This explains why the iron roof at Ol Kalou was a pathway for the lightning discharge while the wooden stall was not.</w:t>
             </w:r>
           </w:p>
         </w:tc>
@@ -777,7 +777,7 @@
                 <w:sz w:val="18"/>
                 <w:szCs w:val="18"/>
               </w:rPr>
-              <w:t xml:space="preserve">The storm cloud's base, negatively charged by electron transfer between ice crystals and water droplets, exerts a repulsive force on electrons in the iron roof below (like charges repel) and an attractive force on the roof's positive ions (unlike charges attract). Because iron is a conductor with free electrons, this redistribution happens almost instantly across the entire roof. A rubber-thatched roof (insulator) would not redistribute charge this way — making the choice of roofing material relevant to lightning risk. This explains why metallic-roofed buildings in Nairobi, Kisumu, and rural Kenya require proper earthing. Teacher note: Use this contrast (metal roof vs. thatch) to connect Law of Charges directly to community safety — a key thread of the driving question.</w:t>
+              <w:t xml:space="preserve">The iron roof at Ol Kalou is a conductor — its free electrons allowed the enormous charge built up in the storm cloud to flow rapidly through the roof, causing the scorch and melting the iron sheet. The wooden stall is an insulator — electrons cannot move freely through wood, so the charge had no pathway through it and the stall was undamaged. The traders' arm hairs stood on end because the large charge nearby exerted an attractive force on the opposite charges in their hair, pulling the hairs toward the cloud — a force-at-a-distance effect that Lesson 3 will explore further.</w:t>
             </w:r>
           </w:p>
         </w:tc>
@@ -830,7 +830,7 @@
                 <w:sz w:val="18"/>
                 <w:szCs w:val="18"/>
               </w:rPr>
-              <w:t xml:space="preserve">Charging by Friction, Induction, and the Electrophorus — How Do Charges Separate Without Rubbing?</w:t>
+              <w:t xml:space="preserve">How Strong Is the Push or Pull Between Charges? (Coulomb's Law)</w:t>
             </w:r>
           </w:p>
         </w:tc>
@@ -862,7 +862,7 @@
                 <w:sz w:val="18"/>
                 <w:szCs w:val="18"/>
               </w:rPr>
-              <w:t xml:space="preserve">Students observed a charged polythene strip brought near (but not touching) a neutral aluminium can on a non-conducting surface — the can rolled toward the strip. They then watched a teacher demonstration of an electrophorus: a charged plastic plate used repeatedly to charge a metal disc without losing its own charge. A Van de Graaff generator (or improvised version using a rotating belt) was demonstrated building up large amounts of charge. Teacher note: If a Van de Graaff is unavailable, a charged balloon near a neutral soda can on a smooth desk serves as an excellent substitute. Cold-call 2 students: 'Which end of the can is positive, and why?'</w:t>
+              <w:t xml:space="preserve">We observed that two charged balloons repel each other and that the repulsion weakens noticeably as they are moved further apart. We also analysed data from a torsion-balance experiment and plotted a straight-line graph of F versus 1/r^2.</w:t>
             </w:r>
           </w:p>
         </w:tc>
@@ -894,7 +894,7 @@
                 <w:sz w:val="18"/>
                 <w:szCs w:val="18"/>
               </w:rPr>
-              <w:t xml:space="preserve">Charging by induction occurs when a charged object is brought near (not touching) a conductor, causing a redistribution of free electrons within the conductor — the near side becomes oppositely charged, the far side like-charged. If the conductor is then earthed (grounded) while the charged object is still near, electrons flow to/from earth, and when the earth connection is removed first (before the charged object), the conductor retains a net charge opposite to the inducing charge. Charging by friction generates charge through electron transfer when two different materials are rubbed (triboelectric series). The electrophorus uses induction + conduction repeatedly to accumulate charge without depleting the source. Teacher note: The four-step induction sequence (bring near → earth → remove earth → remove charged object) is a frequent exam question; drill it explicitly.</w:t>
+              <w:t xml:space="preserve">We learned that the electrostatic force between two point charges is directly proportional to the product of the charges and inversely proportional to the square of the distance between them: F = kQ1Q2/r^2, where k is approximately 9.0 x 10^9 N m^2 C^-2.</w:t>
             </w:r>
           </w:p>
         </w:tc>
@@ -926,7 +926,7 @@
                 <w:sz w:val="18"/>
                 <w:szCs w:val="18"/>
               </w:rPr>
-              <w:t xml:space="preserve">Induction explains how the iron roof of a Kenyan home can become strongly charged even though the storm cloud never touches it. As the negatively charged cloud base approaches, electrons in the roof are repelled downward/outward; the upper surface of the roof becomes positive. If the roof is connected to earth (as it should be via a lightning conductor), excess electrons flow away to earth, leaving the roof with a net positive charge. When lightning finally strikes, the discharge travels through the least resistant path — ideally a properly installed lightning conductor into the ground. Teacher note: Students often confuse the order of steps in induction; use a colour-coded diagram on the board (red = positive, blue = negative) and have students reproduce it in their notes.</w:t>
+              <w:t xml:space="preserve">This explains why the lightning strike at Ol Kalou became inevitable as the storm cloud descended closer to the iron roof: as r decreased, the force increased as 1/r^2, rapidly overcoming the insulating strength of air and triggering the discharge.</w:t>
             </w:r>
           </w:p>
         </w:tc>
@@ -1011,7 +1011,7 @@
                 <w:sz w:val="18"/>
                 <w:szCs w:val="18"/>
               </w:rPr>
-              <w:t xml:space="preserve">Students observed that touching a charged rod to a neutral electroscope caused the leaves to diverge and remain diverged after the rod was removed (charging by contact/conduction). In contrast, bringing a charged rod near — then earthing the electroscope, removing the earth connection, then removing the rod — left the leaves diverged with opposite charge (induction). A pointed conductor and a smooth conductor were compared using a flame or candle near each: the flame near the pointed conductor flickered more dramatically, illustrating the 'electric wind' from charge concentration at points. Teacher note: Allow students 3 minutes to compare and contrast the two charging methods in a T-chart before class discussion.</w:t>
+              <w:t xml:space="preserve">Learners observed that bringing a charged PVC pipe near (without touching) the homemade aluminium-foil electroscope caused the foil leaves to diverge; that touching the ball with a finger while the charged rod was held nearby and then removing the finger BEFORE the rod left the leaves permanently diverged even after the rod was removed; and that the tanker drag chain on Mombasa Road provides a conducting path between the tanker body and the ground.</w:t>
             </w:r>
           </w:p>
         </w:tc>
@@ -1043,7 +1043,7 @@
                 <w:sz w:val="18"/>
                 <w:szCs w:val="18"/>
               </w:rPr>
-              <w:t xml:space="preserve">Charging by conduction (contact): the charged object touches the conductor, electrons transfer directly, and both objects end up with the same sign of charge. Charging by induction (no contact): the final charge on the conductor is opposite to the inducing charge (four steps must be followed in order). Earthing (grounding) connects a conductor to the Earth, which acts as an infinite reservoir of charge — electrons flow in or out until the conductor is neutral. Charge distributes unevenly on conductors: it concentrates at sharp points and edges, producing very high electric field strength there. This is the operating principle of the lightning rod (lightning conductor). Teacher note: Emphasise that a lightning rod does NOT prevent lightning — it provides a safe, low-resistance path to earth, protecting the structure. This is a common misconception to address explicitly.</w:t>
+              <w:t xml:space="preserve">Learners learned that charging by induction redistributes charge within a conductor without any physical contact between the charging object and the conductor; that earthing (grounding) removes excess charge by providing a conducting path to the Earth; that the sign of charge acquired by induction is opposite to the sign of the inducing charge; and that insulators (like the wooden stall) cannot be charged by induction because they have no free electrons to redistribute.</w:t>
             </w:r>
           </w:p>
         </w:tc>
@@ -1075,7 +1075,7 @@
                 <w:sz w:val="18"/>
                 <w:szCs w:val="18"/>
               </w:rPr>
-              <w:t xml:space="preserve">A properly installed lightning conductor on a building in, say, Eldoret or Nakuru has a sharp metal spike at the top. Because charge concentrates at points, the spike develops an extremely high charge density, which ionises the surrounding air and creates a conducting plasma channel. Lightning preferentially follows this low-resistance path into the ground rather than passing through the building's structure. The iron roof's role is now fully explained: as a conductor, it redistributes charge by induction when the charged cloud approaches; if connected via a lightning conductor to earth, the charge is safely dissipated. Teacher note: This lesson is the conceptual centrepiece connecting charge behaviour to community protection — a core theme of the driving question. Ensure students can draw and label a complete lightning protection system.</w:t>
+              <w:t xml:space="preserve">Learners explained that the iron roof at Ol Kalou Market became positively charged on its upper surface through induction — the negatively charged storm cloud repelled free electrons in the iron downward, leaving a positive charge on the surface closest to the cloud — without any contact between the cloud and the roof. This charge separation created the conditions for the lightning strike. A lightning conductor prevents damage by keeping the building connected to the Earth, so any induced charge drains away harmlessly rather than building to a discharge.</w:t>
             </w:r>
           </w:p>
         </w:tc>
@@ -1160,7 +1160,7 @@
                 <w:sz w:val="18"/>
                 <w:szCs w:val="18"/>
               </w:rPr>
-              <w:t xml:space="preserve">Students observed a simulation (or physical demonstration using charged pith balls on threads) in which the angle of deflection of hanging charged balls increased as the balls were brought closer together or given more charge. Data was collected: force vs. distance and force vs. charge magnitude. Students plotted F vs. 1/r² and F vs. q₁q₂, obtaining straight lines through the origin. Teacher note: If using a PhET simulation (Coulomb's Law), allow 5 minutes of free exploration before structured data collection. Cold-call 2 students to read values off their graphs before the class discusses the pattern.</w:t>
+              <w:t xml:space="preserve">Students observed (via PhET simulation or torsion-balance demonstration) that the electrostatic force between two charged objects decreases as separation increases, and increases as charge magnitude increases. They recorded quantitative data and plotted F-vs-r and F-vs-q graphs, identifying a curved (inverse-square) relationship for distance and a linear relationship for charge.</w:t>
             </w:r>
           </w:p>
         </w:tc>
@@ -1192,7 +1192,7 @@
                 <w:sz w:val="18"/>
                 <w:szCs w:val="18"/>
               </w:rPr>
-              <w:t xml:space="preserve">Coulomb's Law: the electrostatic force between two point charges is directly proportional to the product of their charges and inversely proportional to the square of the distance between them: F = kq₁q₂/r², where k = 9 × 10⁹ N m² C⁻². The force is a vector — it acts along the line joining the two charges, repulsive if same sign, attractive if opposite sign. The unit of charge is the Coulomb (C); a single electron carries −1.6 × 10⁻¹⁹ C. Coulomb's Law is an inverse-square law, like Newton's Law of Gravitation, but electrostatic forces can be vastly stronger than gravitational forces for the same masses/charges. Teacher note: Walk students through a worked example set in Kenya — e.g., calculating the force between two charged raindrops in a Nairobi storm cloud separated by 1 cm, each carrying 2 × 10⁻⁹ C.</w:t>
+              <w:t xml:space="preserve">Students learned Coulomb's Law (F = kq₁q₂/r², k ≈ 9 × 10⁹ N m² C⁻²) and applied it to calculate electrostatic forces in Kenyan contexts, including the force between the storm cloud and the iron roof at Ol Kalou Market. They discovered that doubling the distance reduces the force to one quarter, explaining why taller conductors with smaller separation from the cloud are preferred discharge paths.</w:t>
             </w:r>
           </w:p>
         </w:tc>
@@ -1224,7 +1224,7 @@
                 <w:sz w:val="18"/>
                 <w:szCs w:val="18"/>
               </w:rPr>
-              <w:t xml:space="preserve">The enormous electrostatic force calculated using Coulomb's Law between the billions of separated charges in a storm cloud explains why lightning carries so much energy. Even though individual electron charges are tiny (10⁻¹⁹ C), when enormous numbers accumulate (total charges of coulombs), the forces and stored energy become destructive. Doubling the distance between the cloud base and the roof reduces the force by a factor of four — which is why taller buildings and trees are struck more frequently. This explains why farmers sheltering under tall trees during storms near Kericho or the Rift Valley are at significantly greater risk. Teacher note: Require students to show full substitution and unit analysis in all Coulomb's Law calculations; deduct marks for missing units or incorrect sign conventions.</w:t>
+              <w:t xml:space="preserve">Using Coulomb's Law, students explained why the iron-roofed market stall — not the wooden stall beside it — was struck by lightning: the iron roof had a significant induced charge (q₂ ≠ 0) and was the closest large conductor, maximising F = kq₁q₂/r². They also explained why the lightning conductor on the district offices 30 m away could intercept the strike — its height minimised r and its conductive tip concentrated induced charge, producing a larger attractive force than either stall.</w:t>
             </w:r>
           </w:p>
         </w:tc>
@@ -1277,7 +1277,7 @@
                 <w:sz w:val="18"/>
                 <w:szCs w:val="18"/>
               </w:rPr>
-              <w:t xml:space="preserve">Electric Fields — Mapping the Invisible Force Around Charges</w:t>
+              <w:t xml:space="preserve">What Is a Capacitor and How Does It Store Charge? (Capacitance and the Capacitor)</w:t>
             </w:r>
           </w:p>
         </w:tc>
@@ -1309,7 +1309,7 @@
                 <w:sz w:val="18"/>
                 <w:szCs w:val="18"/>
               </w:rPr>
-              <w:t xml:space="preserve">Students observed grass seeds or iron filings suspended in oil between charged plates and around point charges — the seeds aligned to reveal the shape of the electric field. Field line patterns were observed for: a single positive charge (lines radiating outward), a single negative charge (lines converging inward), two opposite charges (lines curving from + to −), two like charges (lines repelling, neutral point between them), and uniform field between parallel plates (straight parallel lines). Teacher note: If physical apparatus is unavailable, a PhET 'Charges and Fields' simulation works excellently. Give students 4 minutes to sketch observed field patterns before labelling them.</w:t>
+              <w:t xml:space="preserve">We constructed a parallel-plate capacitor from aluminium foil and a plastic bag, charged it from a 9 V battery, and discharged it through an LED. We observed that greater plate area produced a brighter or longer LED flash, and that greater plate separation produced a dimmer or shorter flash. We also observed that the LED lit up after the battery was disconnected, proving energy had been stored in the capacitor.</w:t>
             </w:r>
           </w:p>
         </w:tc>
@@ -1341,7 +1341,7 @@
                 <w:sz w:val="18"/>
                 <w:szCs w:val="18"/>
               </w:rPr>
-              <w:t xml:space="preserve">An electric field is a region of space in which a charged object experiences an electrostatic force. Electric field strength E = F/q (force per unit positive test charge), measured in N C⁻¹ or V m⁻¹. For a point charge: E = kQ/r². Electric field lines show direction (from + to −, i.e., direction a positive test charge would move), never cross, and are denser where the field is stronger. Between two parallel plates carrying equal and opposite charge, the field is uniform (same strength and direction everywhere between the plates). The concept of field explains how charges exert forces across empty space — they create a field that permeates the surrounding space, and other charges in that field experience a force. Teacher note: Students frequently draw field lines crossing each other — stress that this is physically impossible (it would imply two directions of force at one point).</w:t>
+              <w:t xml:space="preserve">A capacitor stores electric charge on two conducting plates separated by an insulating dielectric material. Capacitance (C) is defined as the charge stored per unit potential difference: C = Q/V, measured in farads (F). Capacitance increases with larger plate area and decreases with greater plate separation. The dielectric material also affects how much charge can be stored. The storm cloud above Ol Kalou acted as a natural parallel-plate capacitor, with the cloud base and the iron roof as its two plates and the air as its dielectric.</w:t>
             </w:r>
           </w:p>
         </w:tc>
@@ -1373,7 +1373,7 @@
                 <w:sz w:val="18"/>
                 <w:szCs w:val="18"/>
               </w:rPr>
-              <w:t xml:space="preserve">The electric field of the storm cloud's negatively charged base extends downward through the air toward the iron roof below — this is the invisible 'action at a distance' the driving question asks about. The field is strongest near the sharp tip of a lightning conductor (highest charge density → highest field strength → E = kQ/r² is largest at smallest r). When the field strength exceeds approximately 3 × 10⁶ V m⁻¹ (the breakdown strength of air), air molecules ionise and a conducting plasma channel forms — the leader stroke of lightning. Mapping this field also explains the design of electrostatic precipitators used in Kenyan cement factories (e.g., in Athi River) to remove dust particles from emissions. Teacher note: Connect field line density explicitly to the Coulomb's Law result from Lesson 5 — stronger force = stronger field = denser field lines.</w:t>
+              <w:t xml:space="preserve">Before the lightning strike at Ol Kalou, charge separation between the storm cloud and the iron roof created a situation identical to a charged capacitor — two conductors at different potentials separated by a dielectric (air). As the potential difference grew, so did the stored charge (Q = CV). When the electric field in the air gap became strong enough to ionise the air, the capacitor discharged catastrophically as a lightning bolt. The energy stored in this natural capacitor — which we will calculate in Lesson 8 — was large enough to melt iron sheet and generate the static that crackled in the nearby radio.</w:t>
             </w:r>
           </w:p>
         </w:tc>
@@ -1458,7 +1458,7 @@
                 <w:sz w:val="18"/>
                 <w:szCs w:val="18"/>
               </w:rPr>
-              <w:t xml:space="preserve">Students observed a capacitor (two parallel aluminium foil plates separated by a plastic sheet) being charged by a battery, then discharged through a small LED — the LED briefly flashed. Energy stored was compared for different plate separations and areas. A demonstration showed a camera flash capacitor storing energy slowly (over seconds) and releasing it almost instantaneously. Students also observed that bringing the plates closer together (reducing r) caused a brighter flash, consistent with increased stored energy. Teacher note: Allow 2 minutes for students to record predictions about plate separation vs. brightness before the demonstration — this activates prior knowledge from Coulomb's Law (F ∝ 1/r²).</w:t>
+              <w:t xml:space="preserve">Students observed: (1) a pith ball deflecting progressively as a Van de Graaff generator charged — then snapping back to vertical upon discharge; (2) a homemade aluminium-foil parallel-plate capacitor storing charge at three different voltages (1.5 V, 3 V, 4.5 V) and releasing it to flash an LED or deflect a galvanometer; (3) a class Q-V graph forming a straight line through the origin, with a shaded triangular area representing stored energy.</w:t>
             </w:r>
           </w:p>
         </w:tc>
@@ -1490,7 +1490,7 @@
                 <w:sz w:val="18"/>
                 <w:szCs w:val="18"/>
               </w:rPr>
-              <w:t xml:space="preserve">Work done separating opposite charges is stored as electric potential energy (EPE). Electric potential V at a point = work done per unit positive charge brought from infinity to that point; unit: volt (V = J C⁻¹). Potential difference (voltage) between two points = work done per unit charge moving between them: W = QV. A capacitor stores charge and energy: capacitance C = Q/V, unit farad (F). Energy stored in a capacitor: E = ½CV² = ½QV = Q²/2C. Larger plate area and smaller plate separation increase capacitance. The electric potential energy stored in separated storm charges is ultimately converted to light, heat, sound, and radio waves during a lightning discharge. Teacher note: The equation W = QV is the bridge between electrostatics and electrical circuits — emphasise this connection explicitly as it will reappear in the Electricity sub-strand.</w:t>
+              <w:t xml:space="preserve">Students learned that: (1) work done separating charges is stored as electric potential energy; (2) electric potential (voltage) equals work done per unit charge (V = W/q); (3) capacitance (C = Q/V) measures how much charge a device stores per volt; (4) energy stored in a capacitor equals the area under the Q-V graph (E = ½CV²); (5) the cloud-to-ground gap in the Ol Kalou storm acted as a natural parallel-plate capacitor storing up to 1.5 × 10⁹ J before catastrophic discharge.</w:t>
             </w:r>
           </w:p>
         </w:tc>
@@ -1522,7 +1522,7 @@
                 <w:sz w:val="18"/>
                 <w:szCs w:val="18"/>
               </w:rPr>
-              <w:t xml:space="preserve">The storm cloud acts as a giant natural capacitor: the negatively charged cloud base and the positively charged ground (or roof) below form two 'plates' separated by air. As charge builds up (Q increases) and the cloud descends (r decreases, increasing C), the stored energy E = Q²/2C increases enormously. When the air 'breaks down' and becomes conducting, all this stored energy is released in milliseconds — producing the blinding flash, the thunderclap, and temperatures exceeding 30,000 K in the lightning channel. A lightning conductor safely channels this energy to earth. Engineers in Kenya designing surge protection for M-Pesa mobile infrastructure and KPLC power lines use capacitor-based systems to absorb and dissipate such sudden energy releases. Teacher note: Students should be able to calculate stored energy given C and V, and explain qualitatively why energy release is so violent (very large Q, very small discharge time → enormous power = E/t).</w:t>
+              <w:t xml:space="preserve">Students explained that: (1) the energy scorch-marking the iron-sheet roof at Ol Kalou had been stored invisibly in the electric field between the charged storm cloud and the ground — exactly as energy is stored in the field between the foil plates of their homemade capacitor; (2) the lightning conductor on the district offices provided a controlled discharge pathway, safely routing stored energy to ground rather than through the iron roof; (3) engineers exploit the same charge-storage principle in camera flash units, mobile phone chargers, and surge protectors — devices that charge slowly and release energy rapidly or safely absorb excess energy.</w:t>
             </w:r>
           </w:p>
         </w:tc>
@@ -1575,7 +1575,7 @@
                 <w:sz w:val="18"/>
                 <w:szCs w:val="18"/>
               </w:rPr>
-              <w:t xml:space="preserve">Electrostatic Applications — How Do We Harness Charge to Protect and Power Kenya?</w:t>
+              <w:t xml:space="preserve">How Much Energy Can a Capacitor Store? (Energy Stored in a Capacitor)</w:t>
             </w:r>
           </w:p>
         </w:tc>
@@ -1607,7 +1607,7 @@
                 <w:sz w:val="18"/>
                 <w:szCs w:val="18"/>
               </w:rPr>
-              <w:t xml:space="preserve">Students examined labelled diagrams and short video clips (or teacher-led descriptions) of five electrostatic applications: (1) lightning conductors on tall buildings in Nairobi's CBD; (2) electrostatic precipitators at the Athi River cement factory removing dust from exhaust gases; (3) electrostatic spray painting used in vehicle manufacturing (e.g., at Kenya's vehicle assembly plants); (4) photocopiers and laser printers using charged drums to transfer toner; (5) Van de Graaff generators used in research and medical radiation therapy. Students identified which charging principle (friction, induction, conduction, field effects) underpins each application. Teacher note: Use a gallery-walk format if possible — post each application on a different wall; students rotate in groups of 3–4 and annotate sticky notes with the relevant physics principle.</w:t>
+              <w:t xml:space="preserve">We explained that the energy stored in a capacitor is the work done by the battery in separating charges onto the plates against the growing electric field. Because voltage increases as charge builds up, the work done per extra unit of charge also increases, so the total energy is the triangular area under the Q-V graph rather than a simple rectangle. This is captured exactly by E = half CV squared.</w:t>
             </w:r>
           </w:p>
         </w:tc>
@@ -1639,7 +1639,7 @@
                 <w:sz w:val="18"/>
                 <w:szCs w:val="18"/>
               </w:rPr>
-              <w:t xml:space="preserve">All five applications exploit the same core electrostatic principles covered in Lessons 1–7. Lightning conductors: sharp point → charge concentration → high field → air ionisation → safe discharge path to earth (induction + earthing + field concentration). Electrostatic precipitators: charged wire creates field that charges dust particles → charged particles attracted to oppositely charged collection plates → clean air released (charging by field/induction + Coulomb attraction). Spray painting: atomised paint droplets charged by friction/induction → attracted uniformly to grounded (earthed) metal object → even, efficient coat (reduces paint waste by up to 40%). Photocopier: light discharges selected areas of a charged selenium drum → toner (oppositely charged) sticks only to charged (dark) areas → transferred to paper by contact. Van de Graaff: continuous mechanical charge separation → accumulates very high voltage for research. Teacher note: Precipitators are particularly relevant to Kenya's industrialisation context — link to air quality in Mombasa (port emissions) and Athi River (cement/manufacturing).</w:t>
+              <w:t xml:space="preserve">We learned that the energy stored in a capacitor equals half times C times V squared, that voltage has a squared effect on stored energy (doubling the voltage quadruples the energy), and that this formula applies equally to small engineered capacitors and to the enormous natural capacitor formed between the storm cloud and the ground above Ol Kalou.</w:t>
             </w:r>
           </w:p>
         </w:tc>
@@ -1671,7 +1671,7 @@
                 <w:sz w:val="18"/>
                 <w:szCs w:val="18"/>
               </w:rPr>
-              <w:t xml:space="preserve">Each application in Lesson 8 is a direct answer to the driving question: humans have learned to control and harness the same physics that makes lightning dangerous. The precipitator answers 'protect communities' (cleaner air near factories). The lightning conductor answers 'protect communities' (safe discharge). The spray painter and photocopier answer 'power technology.' Engineers in Kenya working on the Nairobi expressway or standard gauge railway must consider electrostatic protection for control systems. A high-quality student response identifies at least three applications, names the specific charging mechanism involved, and connects it back to a principle from Lessons 1–7. Teacher note: This lesson is excellent for formative assessment — a well-answered exit ticket ('Choose one application, draw a labelled diagram, and explain the physics in 3 sentences') reveals whether students can transfer knowledge to new contexts.</w:t>
+              <w:t xml:space="preserve">The energy stored in a capacitor is not simply charge times voltage — it is half that, because the voltage starts at zero and grows as charge accumulates, so the average voltage across the charging process is V/2. This is why doubling the voltage on a capacitor quadruples the energy it stores: the formula E = half CV squared has voltage squared, not linear. The same physics explains the enormous energy released in a lightning strike above Ol Kalou — the natural capacitor formed between the storm cloud and the ground charges up to millions of volts, and even though its capacitance is modest, the V squared term makes the stored energy catastrophic when it discharges.</w:t>
             </w:r>
           </w:p>
         </w:tc>
@@ -1724,7 +1724,7 @@
                 <w:sz w:val="18"/>
                 <w:szCs w:val="18"/>
               </w:rPr>
-              <w:t xml:space="preserve">Unit Review and Synthesis — Connecting Charge, Force, Field, Energy, and Application</w:t>
+              <w:t xml:space="preserve">How Do We Use Electrostatics to Solve Real Problems? (Applications and Unit Synthesis)</w:t>
             </w:r>
           </w:p>
         </w:tc>
@@ -1756,7 +1756,7 @@
                 <w:sz w:val="18"/>
                 <w:szCs w:val="18"/>
               </w:rPr>
-              <w:t xml:space="preserve">Students revisited the anchoring phenomenon — a photograph or video of lightning striking near a building in Nairobi — and the Driving Question Board accumulated over all 9 lessons. They observed that questions posted in Lesson 1 ('Why does lightning prefer tall objects?', 'Why does a metal roof feel dangerous?', 'How does a lightning rod work?') can now all be answered using unit vocabulary and equations. Students also observed a cumulative model they had built across lessons, showing the progression from atomic structure → electron transfer → Coulomb forces → electric fields → potential energy → applications. Teacher note: Give students 5 minutes of silent individual review of their DQB and model before the class synthesis discussion. Cold-call at least 4 students to answer archived DQB questions using full scientific language.</w:t>
+              <w:t xml:space="preserve">We observed five student group presentations on electrostatic applications operating in Kenya — lightning conductors in Nyandarua, electrostatic precipitators at Athi River, photocopiers in Kisumu, spray-painting booths on Mombasa Road, and inkjet printers — and we completed the Driving Question Board by placing green dots on resolved questions from Lesson 1.</w:t>
             </w:r>
           </w:p>
         </w:tc>
@@ -1788,7 +1788,7 @@
                 <w:sz w:val="18"/>
                 <w:szCs w:val="18"/>
               </w:rPr>
-              <w:t xml:space="preserve">The complete electrostatics story: (1) Atoms contain protons (+) and electrons (−); electron transfer creates net charge (Lesson 1). (2) Like charges repel, unlike charges attract; conductors allow free electron flow, insulators do not (Lesson 2). (3) Charging methods — friction, conduction, induction — all conserve total charge (Lessons 2–4). (4) Charge concentrates at points on conductors; this underpins lightning rod design (Lesson 4). (5) Coulomb's Law (F = kq₁q₂/r²) quantifies electrostatic force — an inverse-square relationship (Lesson 5). (6) Electric fields (E = F/q = kQ/r²) map the force per unit charge in space; field lines show direction and strength (Lesson 6). (7) Separated charges store electric potential energy; capacitors store and release this energy (Lesson 7). (8) All these principles are harnessed in lightning conductors, precipitators, spray painters, photocopiers, and Van de Graaff generators (Lesson 8). Teacher note: The summary table itself — completed across all 9 lessons — is the primary artefact of this review lesson. Ensure every student has all 9 rows completed before the end of the lesson.</w:t>
+              <w:t xml:space="preserve">We learned that all five applications rely on the same fundamental processes — charge separation or induction, electric field concentration or direction, controlled potential difference, and energy transfer — that we used to explain the Ol Kalou lightning strike, confirming that electrostatics is a single coherent framework operating at every scale from a printer droplet to a storm cloud.</w:t>
             </w:r>
           </w:p>
         </w:tc>
@@ -1820,7 +1820,7 @@
                 <w:sz w:val="18"/>
                 <w:szCs w:val="18"/>
               </w:rPr>
-              <w:t xml:space="preserve">A complete, exemplary student explanation of the driving question reads as follows: 'Invisible electric charges build up in storm clouds when ice crystals and water droplets collide and transfer electrons — the cloud base becomes negatively charged. This charge exerts a Coulomb force (F = kq₁q₂/r²) on charges in the iron roof below, and creates an electric field (E = kQ/r²) that extends through the air. Because the roof is a conductor, its free electrons redistribute by induction, making the roof surface below the cloud positively charged. The separated charges store electric potential energy (E = ½QV). When the field strength exceeds 3 × 10⁶ V m⁻¹, air ionises and a plasma channel forms — lightning. A lightning conductor, with its sharp tip concentrating charge and a thick copper cable connecting to an earthing rod buried in moist soil, provides a low-resistance path for this energy to discharge safely into the ground, protecting homes and schools across Kenya. The same principles are used in precipitators to clean factory air in Athi River, in spray painting at vehicle plants, and in the photocopiers used in every Kenyan school.' Teacher note: Use this model response as a read-aloud exemplar and have students self-assess their own written responses against it using a 3-point rubric: (1) correct physics terms used, (2) correct equations cited, (3) Kenyan context connected.</w:t>
+              <w:t xml:space="preserve">We explained the complete Ol Kalou Market event in a nine-step narrative linking charge build-up by friction in the cloud, induction on the iron roof, Coulomb force intensification, field concentration at the conductor tip, ionisation of air at breakdown potential difference, rapid capacitor-like discharge releasing energy equal to half CV squared, selective damage to the conducting iron roof but not the insulating wooden stall, and the safe earthing pathway provided by the lightning conductor — and we connected this explanation to at least one engineered technology that harnesses the same physics productively for Kenyan communities.</w:t>
             </w:r>
           </w:p>
         </w:tc>
@@ -1944,7 +1944,7 @@
         </w:rPr>
         <w:t xml:space="preserve">© 2026 SeaVuria and ARES. This work is licensed under a </w:t>
       </w:r>
-      <w:hyperlink w:history="1" r:id="rId2itxt2mpo7xypg16qawnh">
+      <w:hyperlink w:history="1" r:id="rIddbpy95t2zyglzbyqstdyy">
         <w:r>
           <w:rPr>
             <w:rFonts w:ascii="Arial" w:cs="Arial" w:eastAsia="Arial" w:hAnsi="Arial"/>
@@ -1964,7 +1964,7 @@
         </w:rPr>
         <w:t xml:space="preserve"> (</w:t>
       </w:r>
-      <w:hyperlink w:history="1" r:id="rIdq0lxvfhxm4_c4x4nxjgme">
+      <w:hyperlink w:history="1" r:id="rIdgxnpr5oyhnivffrqwozl2">
         <w:r>
           <w:rPr>
             <w:rFonts w:ascii="Arial" w:cs="Arial" w:eastAsia="Arial" w:hAnsi="Arial"/>
@@ -1984,7 +1984,7 @@
         </w:rPr>
         <w:t xml:space="preserve">). To view a copy of this license, visit </w:t>
       </w:r>
-      <w:hyperlink w:history="1" r:id="rIdb9zsxt2aiirdyne1gcer5">
+      <w:hyperlink w:history="1" r:id="rIdqys21nus_zcbq2aw0zbad">
         <w:r>
           <w:rPr>
             <w:rFonts w:ascii="Arial" w:cs="Arial" w:eastAsia="Arial" w:hAnsi="Arial"/>

--- a/data/outputs/v2/Physics/SS3.4_Electrostatics/Physics_Electrostatics_SummaryTable.docx
+++ b/data/outputs/v2/Physics/SS3.4_Electrostatics/Physics_Electrostatics_SummaryTable.docx
@@ -1944,7 +1944,7 @@
         </w:rPr>
         <w:t xml:space="preserve">© 2026 SeaVuria and ARES. This work is licensed under a </w:t>
       </w:r>
-      <w:hyperlink w:history="1" r:id="rIddbpy95t2zyglzbyqstdyy">
+      <w:hyperlink w:history="1" r:id="rIdv0rrlag_ueo4qx_dhtwem">
         <w:r>
           <w:rPr>
             <w:rFonts w:ascii="Arial" w:cs="Arial" w:eastAsia="Arial" w:hAnsi="Arial"/>
@@ -1964,7 +1964,7 @@
         </w:rPr>
         <w:t xml:space="preserve"> (</w:t>
       </w:r>
-      <w:hyperlink w:history="1" r:id="rIdgxnpr5oyhnivffrqwozl2">
+      <w:hyperlink w:history="1" r:id="rIdbagh-xpqspcn0ib2up1j3">
         <w:r>
           <w:rPr>
             <w:rFonts w:ascii="Arial" w:cs="Arial" w:eastAsia="Arial" w:hAnsi="Arial"/>
@@ -1984,7 +1984,7 @@
         </w:rPr>
         <w:t xml:space="preserve">). To view a copy of this license, visit </w:t>
       </w:r>
-      <w:hyperlink w:history="1" r:id="rIdqys21nus_zcbq2aw0zbad">
+      <w:hyperlink w:history="1" r:id="rIdq5cp7lu-2j_n6k1apdnjj">
         <w:r>
           <w:rPr>
             <w:rFonts w:ascii="Arial" w:cs="Arial" w:eastAsia="Arial" w:hAnsi="Arial"/>

--- a/data/outputs/v2/Physics/SS3.4_Electrostatics/Physics_Electrostatics_SummaryTable.docx
+++ b/data/outputs/v2/Physics/SS3.4_Electrostatics/Physics_Electrostatics_SummaryTable.docx
@@ -1944,7 +1944,7 @@
         </w:rPr>
         <w:t xml:space="preserve">© 2026 SeaVuria and ARES. This work is licensed under a </w:t>
       </w:r>
-      <w:hyperlink w:history="1" r:id="rIdv0rrlag_ueo4qx_dhtwem">
+      <w:hyperlink w:history="1" r:id="rIdqebv6cq4rpsdfdelu13tw">
         <w:r>
           <w:rPr>
             <w:rFonts w:ascii="Arial" w:cs="Arial" w:eastAsia="Arial" w:hAnsi="Arial"/>
@@ -1964,7 +1964,7 @@
         </w:rPr>
         <w:t xml:space="preserve"> (</w:t>
       </w:r>
-      <w:hyperlink w:history="1" r:id="rIdbagh-xpqspcn0ib2up1j3">
+      <w:hyperlink w:history="1" r:id="rId8eo7wl7thysp7cv0qqtes">
         <w:r>
           <w:rPr>
             <w:rFonts w:ascii="Arial" w:cs="Arial" w:eastAsia="Arial" w:hAnsi="Arial"/>
@@ -1984,7 +1984,7 @@
         </w:rPr>
         <w:t xml:space="preserve">). To view a copy of this license, visit </w:t>
       </w:r>
-      <w:hyperlink w:history="1" r:id="rIdq5cp7lu-2j_n6k1apdnjj">
+      <w:hyperlink w:history="1" r:id="rIdqv70vwtcizx7gsquehiw1">
         <w:r>
           <w:rPr>
             <w:rFonts w:ascii="Arial" w:cs="Arial" w:eastAsia="Arial" w:hAnsi="Arial"/>

--- a/data/outputs/v2/Physics/SS3.4_Electrostatics/Physics_Electrostatics_SummaryTable.docx
+++ b/data/outputs/v2/Physics/SS3.4_Electrostatics/Physics_Electrostatics_SummaryTable.docx
@@ -1944,7 +1944,7 @@
         </w:rPr>
         <w:t xml:space="preserve">© 2026 SeaVuria and ARES. This work is licensed under a </w:t>
       </w:r>
-      <w:hyperlink w:history="1" r:id="rIdqebv6cq4rpsdfdelu13tw">
+      <w:hyperlink w:history="1" r:id="rIdfkwhadncdbftwgbnck_iv">
         <w:r>
           <w:rPr>
             <w:rFonts w:ascii="Arial" w:cs="Arial" w:eastAsia="Arial" w:hAnsi="Arial"/>
@@ -1964,7 +1964,7 @@
         </w:rPr>
         <w:t xml:space="preserve"> (</w:t>
       </w:r>
-      <w:hyperlink w:history="1" r:id="rId8eo7wl7thysp7cv0qqtes">
+      <w:hyperlink w:history="1" r:id="rIdjn831hbai87gux1a4gjpv">
         <w:r>
           <w:rPr>
             <w:rFonts w:ascii="Arial" w:cs="Arial" w:eastAsia="Arial" w:hAnsi="Arial"/>
@@ -1984,7 +1984,7 @@
         </w:rPr>
         <w:t xml:space="preserve">). To view a copy of this license, visit </w:t>
       </w:r>
-      <w:hyperlink w:history="1" r:id="rIdqv70vwtcizx7gsquehiw1">
+      <w:hyperlink w:history="1" r:id="rIdjcntb9g32wlhohnifjgjg">
         <w:r>
           <w:rPr>
             <w:rFonts w:ascii="Arial" w:cs="Arial" w:eastAsia="Arial" w:hAnsi="Arial"/>

--- a/data/outputs/v2/Physics/SS3.4_Electrostatics/Physics_Electrostatics_SummaryTable.docx
+++ b/data/outputs/v2/Physics/SS3.4_Electrostatics/Physics_Electrostatics_SummaryTable.docx
@@ -227,7 +227,7 @@
                 <w:sz w:val="18"/>
                 <w:szCs w:val="18"/>
               </w:rPr>
-              <w:t xml:space="preserve">DRIVING QUESTION: How do invisible electric charges build up, exert forces across empty space, and store energy — and how can we harness these abilities to protect communities and power technology in Kenya?</w:t>
+              <w:t xml:space="preserve">DRIVING QUESTION: Where do electric charges come from? Why does a rubbed balloon attract or repel other objects?</w:t>
             </w:r>
           </w:p>
         </w:tc>
@@ -532,7 +532,7 @@
                 <w:sz w:val="18"/>
                 <w:szCs w:val="18"/>
               </w:rPr>
-              <w:t xml:space="preserve">What Is Happening Before the Lightning Strikes? (Introducing Charge)</w:t>
+              <w:t xml:space="preserve">The Mysterious Balloon: What Invisible Force Is at Work?</w:t>
             </w:r>
           </w:p>
         </w:tc>
@@ -564,7 +564,7 @@
                 <w:sz w:val="18"/>
                 <w:szCs w:val="18"/>
               </w:rPr>
-              <w:t xml:space="preserve">Students observed: (1) a balloon rubbed on hair or wool attracting small paper pieces and repelling another similarly charged balloon; (2) gold leaves of an electroscope diverging when a charged rod was brought near; (3) a charged balloon failing to attract paper through a wooden board but showing an effect through thin cardboard; (4) a video of the Ol Kalou lightning strike reconstruction, a leaf electroscope in action, and a Van de Graaff generator causing hair to stand on end at a Nairobi science fair.</w:t>
+              <w:t xml:space="preserve">After 20 strokes on dry hair, the rubbed balloon made hair strands rise and follow it up to about 5 cm, stuck to the wall for about 3 minutes, and made 1 cm x 1 cm paper pieces jump up when held about 2 cm above them, with some falling off again. Two rubbed balloons on threads pushed apart. An unrubbed balloon did nothing. The effect is weak or absent on humid days (Mombasa, about 80%) and strong on dry days (Nairobi, about 35%).</w:t>
             </w:r>
           </w:p>
         </w:tc>
@@ -596,7 +596,7 @@
                 <w:sz w:val="18"/>
                 <w:szCs w:val="18"/>
               </w:rPr>
-              <w:t xml:space="preserve">Students learned that: (1) all matter is made of atoms containing positive protons and negative electrons; (2) objects become electrically charged when electrons are transferred by friction (triboelectric effect) — the object gaining electrons becomes negative, the one losing electrons becomes positive; (3) like charges repel and unlike charges attract; (4) conductors (such as iron sheet) allow electrons to move freely, while insulators (such as wood) do not — this is why the iron-roofed stall at Ol Kalou was struck while the wooden stall was untouched.</w:t>
+              <w:t xml:space="preserve">Rubbing makes the balloon able to pull on hair, wall and paper without touching them, and to push away another rubbed balloon. The effect is not the same as a magnet, it fades with time and it depends on the weather. We now have many questions on our DQB.</w:t>
             </w:r>
           </w:p>
         </w:tc>
@@ -628,7 +628,7 @@
                 <w:sz w:val="18"/>
                 <w:szCs w:val="18"/>
               </w:rPr>
-              <w:t xml:space="preserve">Students began to explain: (1) why the traders' arm hairs stood on end before the strike — charge built up in the cloud induced charge separation in nearby objects, including the hairs, which repelled each other; (2) why the transistor radio crackled — rapidly changing electric fields from charge build-up interfered with the radio signal; (3) why the iron roof was struck — as a conductor, it allowed charge to concentrate and provided a low-resistance path. Students could NOT yet fully explain how charge built up in the cloud, how the lightning conductor directed the strike safely into the ground, or how forces act across empty space — these puzzles are posted on the DQB and will be addressed in Lessons 2–9.</w:t>
+              <w:t xml:space="preserve">So far we can only describe what happens: something invisible passes between the rubbed balloon and other objects, and rubbing and dry air seem to matter. Our initial models are hunches, and we do not yet know where the effect comes from or why the balloon sometimes attracts and sometimes repels.</w:t>
             </w:r>
           </w:p>
         </w:tc>
@@ -681,7 +681,7 @@
                 <w:sz w:val="18"/>
                 <w:szCs w:val="18"/>
               </w:rPr>
-              <w:t xml:space="preserve">Two Types of Charge, the Law of Charges, and Conductors vs. Insulators</w:t>
+              <w:t xml:space="preserve">What Are Electric Charges? Atoms, Protons, Electrons and the Rule of Attraction and Repulsion</w:t>
             </w:r>
           </w:p>
         </w:tc>
@@ -713,7 +713,7 @@
                 <w:sz w:val="18"/>
                 <w:szCs w:val="18"/>
               </w:rPr>
-              <w:t xml:space="preserve">Learners observed that two balloons both rubbed with wool repelled each other, while a balloon rubbed with wool and one rubbed with nylon attracted each other. A charged plastic comb attracted torn paper scraps ('mapande ya karatasi'). Iron wire and copper wire from a jua kali workshop lit a circuit-tester bulb; sisal twine, dried maize husk, and a rubber slipper sole did not.</w:t>
+              <w:t xml:space="preserve">Two polythene strips rubbed with wool/fur repel; two perspex rods rubbed with silk repel; a polythene strip and a perspex rod attract; unrubbed strips and rods do nothing. Proton charge is +1.6 x 10^-19 C, electron charge is -1.6 x 10^-19 C and neutron charge is 0 C.</w:t>
             </w:r>
           </w:p>
         </w:tc>
@@ -745,7 +745,7 @@
                 <w:sz w:val="18"/>
                 <w:szCs w:val="18"/>
               </w:rPr>
-              <w:t xml:space="preserve">There are two types of electric charge — positive and negative. Charging by friction transfers electrons: the object gaining electrons becomes negative; the object losing electrons becomes positive. Like charges repel; unlike charges attract (law of charges). Conductors (e.g., iron, copper) allow electrons to move freely; insulators (e.g., wood, sisal, rubber) resist electron flow. This explains why the iron roof at Ol Kalou was a pathway for the lightning discharge while the wooden stall was not.</w:t>
+              <w:t xml:space="preserve">Atoms contain positive protons and neutral neutrons in the nucleus with negative electrons around it. A neutral atom has equal numbers of protons and electrons, so the total charge is 0 C. Like charges repel and unlike charges attract through the electrostatic force.</w:t>
             </w:r>
           </w:p>
         </w:tc>
@@ -777,7 +777,7 @@
                 <w:sz w:val="18"/>
                 <w:szCs w:val="18"/>
               </w:rPr>
-              <w:t xml:space="preserve">The iron roof at Ol Kalou is a conductor — its free electrons allowed the enormous charge built up in the storm cloud to flow rapidly through the roof, causing the scorch and melting the iron sheet. The wooden stall is an insulator — electrons cannot move freely through wood, so the charge had no pathway through it and the stall was undamaged. The traders' arm hairs stood on end because the large charge nearby exerted an attractive force on the opposite charges in their hair, pulling the hairs toward the cloud — a force-at-a-distance effect that Lesson 3 will explore further.</w:t>
+              <w:t xml:space="preserve">The two rubbed balloons in Lesson 1 pushed apart because they carry the same type of charge, while the balloon and hair attracted because they carry opposite types. We still need to find out how rubbing gives objects their charge and why neutral objects such as paper and the wall are also attracted.</w:t>
             </w:r>
           </w:p>
         </w:tc>
@@ -830,7 +830,7 @@
                 <w:sz w:val="18"/>
                 <w:szCs w:val="18"/>
               </w:rPr>
-              <w:t xml:space="preserve">How Strong Is the Push or Pull Between Charges? (Coulomb's Law)</w:t>
+              <w:t xml:space="preserve">Charging by Friction: Who Wins the Electrons?</w:t>
             </w:r>
           </w:p>
         </w:tc>
@@ -862,7 +862,7 @@
                 <w:sz w:val="18"/>
                 <w:szCs w:val="18"/>
               </w:rPr>
-              <w:t xml:space="preserve">We observed that two charged balloons repel each other and that the repulsion weakens noticeably as they are moved further apart. We also analysed data from a torsion-balance experiment and plotted a straight-line graph of F versus 1/r^2.</w:t>
+              <w:t xml:space="preserve">We rubbed pairs of materials (glass with silk, ebonite with fur, perspex with wool/fur, polythene with silk, balloon with hair) and tested them against a negative polythene strip and a positive perspex rod. Rod and cloth had opposite signs, shown by repulsion. The balloon was negative and the hair positive. Unrubbed objects showed no effect.</w:t>
             </w:r>
           </w:p>
         </w:tc>
@@ -894,7 +894,7 @@
                 <w:sz w:val="18"/>
                 <w:szCs w:val="18"/>
               </w:rPr>
-              <w:t xml:space="preserve">We learned that the electrostatic force between two point charges is directly proportional to the product of the charges and inversely proportional to the square of the distance between them: F = kQ1Q2/r^2, where k is approximately 9.0 x 10^9 N m^2 C^-2.</w:t>
+              <w:t xml:space="preserve">Friction transfers electrons from one material to the other. Protons stay in the nucleus. The sign depends on the material pair, following the triboelectric order: dry human hair (+), glass, perspex, wool/fur, silk, polythene, ebonite, latex balloon (-). Charge is conserved: the balloon gains about 1 nC (6 x 10^9 electrons) and the hair loses the same amount, out of about 10^23 atoms.</w:t>
             </w:r>
           </w:p>
         </w:tc>
@@ -926,7 +926,7 @@
                 <w:sz w:val="18"/>
                 <w:szCs w:val="18"/>
               </w:rPr>
-              <w:t xml:space="preserve">This explains why the lightning strike at Ol Kalou became inevitable as the storm cloud descended closer to the iron roof: as r decreased, the force increased as 1/r^2, rapidly overcoming the insulating strength of air and triggering the discharge.</w:t>
+              <w:t xml:space="preserve">When I rub the balloon on my hair, electrons transfer from the hair to the balloon because latex holds electrons more strongly. The balloon becomes negative and the hair positive. The hair strands, all positive, repel each other and rise, and they are attracted to the negative balloon. Charge is not created. Still to explain: why the balloon sticks to the neutral wall and attracts paper, and why humidity makes it fail.</w:t>
             </w:r>
           </w:p>
         </w:tc>
@@ -979,7 +979,7 @@
                 <w:sz w:val="18"/>
                 <w:szCs w:val="18"/>
               </w:rPr>
-              <w:t xml:space="preserve">Charging by Contact, Induction, and Earthing — How Did the Iron Roof Gain Charge Without Touching the Cloud?</w:t>
+              <w:t xml:space="preserve">Conductors and Insulators: Why Does the Balloon Keep Its Charge While a Metal Spoon Does Not?</w:t>
             </w:r>
           </w:p>
         </w:tc>
@@ -1011,7 +1011,7 @@
                 <w:sz w:val="18"/>
                 <w:szCs w:val="18"/>
               </w:rPr>
-              <w:t xml:space="preserve">Learners observed that bringing a charged PVC pipe near (without touching) the homemade aluminium-foil electroscope caused the foil leaves to diverge; that touching the ball with a finger while the charged rod was held nearby and then removing the finger BEFORE the rod left the leaves permanently diverged even after the rod was removed; and that the tanker drag chain on Mombasa Road provides a conducting path between the tanker body and the ground.</w:t>
+              <w:t xml:space="preserve">The bulb lit with copper wire, aluminium foil, a steel spoon and graphite. It did not light with a plastic ruler, dry wood, rubber, a glass rod or dry cotton cloth in the 3 V circuit.</w:t>
             </w:r>
           </w:p>
         </w:tc>
@@ -1043,7 +1043,7 @@
                 <w:sz w:val="18"/>
                 <w:szCs w:val="18"/>
               </w:rPr>
-              <w:t xml:space="preserve">Learners learned that charging by induction redistributes charge within a conductor without any physical contact between the charging object and the conductor; that earthing (grounding) removes excess charge by providing a conducting path to the Earth; that the sign of charge acquired by induction is opposite to the sign of the inducing charge; and that insulators (like the wooden stall) cannot be charged by induction because they have no free electrons to redistribute.</w:t>
+              <w:t xml:space="preserve">Conductors have free (delocalised) electrons that can move through the material; insulators have tightly bound electrons. Only electrons move in solids. The latex balloon is an insulator, so the electrons it gains from the hair stay on it.</w:t>
             </w:r>
           </w:p>
         </w:tc>
@@ -1075,7 +1075,7 @@
                 <w:sz w:val="18"/>
                 <w:szCs w:val="18"/>
               </w:rPr>
-              <w:t xml:space="preserve">Learners explained that the iron roof at Ol Kalou Market became positively charged on its upper surface through induction — the negatively charged storm cloud repelled free electrons in the iron downward, leaving a positive charge on the surface closest to the cloud — without any contact between the cloud and the roof. This charge separation created the conditions for the lightning strike. A lightning conductor prevents damage by keeping the building connected to the Earth, so any induced charge drains away harmlessly rather than building to a discharge.</w:t>
+              <w:t xml:space="preserve">The balloon is negative and holds its extra electrons (about 6 x 10^9 for 1 nC) because latex is an insulator, so the charge cannot move away and the balloon stays charged and sticks for about 3 minutes on a dry day.</w:t>
             </w:r>
           </w:p>
         </w:tc>
@@ -1128,7 +1128,7 @@
                 <w:sz w:val="18"/>
                 <w:szCs w:val="18"/>
               </w:rPr>
-              <w:t xml:space="preserve">How Strong Is the Push or Pull Between Charges? — Coulomb's Law</w:t>
+              <w:t xml:space="preserve">Charging by Contact: Why Do Paper Pieces Touch the Balloon and Then Fall Off?</w:t>
             </w:r>
           </w:p>
         </w:tc>
@@ -1160,7 +1160,7 @@
                 <w:sz w:val="18"/>
                 <w:szCs w:val="18"/>
               </w:rPr>
-              <w:t xml:space="preserve">Students observed (via PhET simulation or torsion-balance demonstration) that the electrostatic force between two charged objects decreases as separation increases, and increases as charge magnitude increases. They recorded quantitative data and plotted F-vs-r and F-vs-q graphs, identifying a curved (inverse-square) relationship for distance and a linear relationship for charge.</w:t>
+              <w:t xml:space="preserve">The leaf of a neutral electroscope stayed at about 30 degrees after a negative polythene strip touched the cap and was removed (0 degrees before; about 30 degrees also when the strip was only near). Touching the cap with a finger returned the leaf to 0 degrees. Paper pieces jumped up to the rubbed balloon and some fell off again after touching it.</w:t>
             </w:r>
           </w:p>
         </w:tc>
@@ -1192,7 +1192,7 @@
                 <w:sz w:val="18"/>
                 <w:szCs w:val="18"/>
               </w:rPr>
-              <w:t xml:space="preserve">Students learned Coulomb's Law (F = kq₁q₂/r², k ≈ 9 × 10⁹ N m² C⁻²) and applied it to calculate electrostatic forces in Kenyan contexts, including the force between the storm cloud and the iron roof at Ol Kalou Market. They discovered that doubling the distance reduces the force to one quarter, explaining why taller conductors with smaller separation from the cloud are preferred discharge paths.</w:t>
+              <w:t xml:space="preserve">A conductor touched by a charged object gains the SAME sign of charge by transfer of electrons. Free electrons in the conductor let the charge spread to the leaf, and like charges repel, so the leaf stays raised. Charge is transferred, not created.</w:t>
             </w:r>
           </w:p>
         </w:tc>
@@ -1224,7 +1224,7 @@
                 <w:sz w:val="18"/>
                 <w:szCs w:val="18"/>
               </w:rPr>
-              <w:t xml:space="preserve">Using Coulomb's Law, students explained why the iron-roofed market stall — not the wooden stall beside it — was struck by lightning: the iron roof had a significant induced charge (q₂ ≠ 0) and was the closest large conductor, maximising F = kq₁q₂/r². They also explained why the lightning conductor on the district offices 30 m away could intercept the strike — its height minimised r and its conductive tip concentrated induced charge, producing a larger attractive force than either stall.</w:t>
+              <w:t xml:space="preserve">The negative strip passed extra electrons to the cap, stem and leaf, so they all became negative and repelled each other. In the same way, a paper piece that touches the negative balloon gains electrons, becomes negative, and is repelled, so it falls off. This adds one more step to the balloon-and-hair explanation, though why neutral paper is attracted at first is still to be explained.</w:t>
             </w:r>
           </w:p>
         </w:tc>
@@ -1277,7 +1277,7 @@
                 <w:sz w:val="18"/>
                 <w:szCs w:val="18"/>
               </w:rPr>
-              <w:t xml:space="preserve">What Is a Capacitor and How Does It Store Charge? (Capacitance and the Capacitor)</w:t>
+              <w:t xml:space="preserve">Charging by Induction and Earthing: Charging Without Touching</w:t>
             </w:r>
           </w:p>
         </w:tc>
@@ -1309,7 +1309,7 @@
                 <w:sz w:val="18"/>
                 <w:szCs w:val="18"/>
               </w:rPr>
-              <w:t xml:space="preserve">We constructed a parallel-plate capacitor from aluminium foil and a plastic bag, charged it from a 9 V battery, and discharged it through an LED. We observed that greater plate area produced a brighter or longer LED flash, and that greater plate separation produced a dimmer or shorter flash. We also observed that the LED lit up after the battery was disconnected, proving energy had been stored in the capacitor.</w:t>
+              <w:t xml:space="preserve">A neutral electroscope with a negative polythene strip brought near the cap, not touching: the leaf rose to about 30 degrees and fell back to 0 degrees when the strip was removed. With the strip near and a finger touching the cap (earthing), the leaf fell to 0 degrees. After removing the finger and then the strip, the leaf rose to about 30 degrees and stayed up. Neutral paper pieces jumped to the negative balloon and the balloon stuck to the wall, with no repulsion seen.</w:t>
             </w:r>
           </w:p>
         </w:tc>
@@ -1341,7 +1341,7 @@
                 <w:sz w:val="18"/>
                 <w:szCs w:val="18"/>
               </w:rPr>
-              <w:t xml:space="preserve">A capacitor stores electric charge on two conducting plates separated by an insulating dielectric material. Capacitance (C) is defined as the charge stored per unit potential difference: C = Q/V, measured in farads (F). Capacitance increases with larger plate area and decreases with greater plate separation. The dielectric material also affects how much charge can be stored. The storm cloud above Ol Kalou acted as a natural parallel-plate capacitor, with the cloud base and the iron roof as its two plates and the air as its dielectric.</w:t>
+              <w:t xml:space="preserve">A charged object can separate charge in a neutral object without touching it (induction). Earthing lets electrons flow to or from the Earth, and charging by induction with earthing gives the OPPOSITE sign, while contact gives the SAME sign. Only electrons move, and charge is not created but transferred.</w:t>
             </w:r>
           </w:p>
         </w:tc>
@@ -1373,7 +1373,7 @@
                 <w:sz w:val="18"/>
                 <w:szCs w:val="18"/>
               </w:rPr>
-              <w:t xml:space="preserve">Before the lightning strike at Ol Kalou, charge separation between the storm cloud and the iron roof created a situation identical to a charged capacitor — two conductors at different potentials separated by a dielectric (air). As the potential difference grew, so did the stored charge (Q = CV). When the electric field in the air gap became strong enough to ionise the air, the capacitor discharged catastrophically as a lightning bolt. The energy stored in this natural capacitor — which we will calculate in Lesson 8 — was large enough to melt iron sheet and generate the static that crackled in the nearby radio.</w:t>
+              <w:t xml:space="preserve">The negative balloon repels electrons in the neutral paper and wall, leaving the near surface positive and the far side negative. The nearer positive charge is attracted more strongly than the farther negative charge is repelled, so a neutral object is attracted but never repelled. This explains why the paper jumps and the balloon sticks to the wall. On humid days, such as in Mombasa, the balloon's charge leaks away, so the effect is weak or short-lived.</w:t>
             </w:r>
           </w:p>
         </w:tc>
@@ -1426,7 +1426,7 @@
                 <w:sz w:val="18"/>
                 <w:szCs w:val="18"/>
               </w:rPr>
-              <w:t xml:space="preserve">How Does Charge Store Energy — and How Can That Energy Be Released or Harnessed?</w:t>
+              <w:t xml:space="preserve">Distribution of Charge on Conductors: Outer Surfaces, Points, Sparks and Lightning Conductors</w:t>
             </w:r>
           </w:p>
         </w:tc>
@@ -1458,7 +1458,7 @@
                 <w:sz w:val="18"/>
                 <w:szCs w:val="18"/>
               </w:rPr>
-              <w:t xml:space="preserve">Students observed: (1) a pith ball deflecting progressively as a Van de Graaff generator charged — then snapping back to vertical upon discharge; (2) a homemade aluminium-foil parallel-plate capacitor storing charge at three different voltages (1.5 V, 3 V, 4.5 V) and releasing it to flash an LED or deflect a galvanometer; (3) a class Q-V graph forming a straight line through the origin, with a shaded triangular area representing stored energy.</w:t>
+              <w:t xml:space="preserve">We observed that a charged hollow metal can gave an electroscope leaf reading of about 40 degrees when the proof plane touched the outside and 0 degrees when it touched the inside. On the pear-shaped conductor, the pointed end gave about 45 degrees and the flat end about 20 degrees.</w:t>
             </w:r>
           </w:p>
         </w:tc>
@@ -1490,7 +1490,7 @@
                 <w:sz w:val="18"/>
                 <w:szCs w:val="18"/>
               </w:rPr>
-              <w:t xml:space="preserve">Students learned that: (1) work done separating charges is stored as electric potential energy; (2) electric potential (voltage) equals work done per unit charge (V = W/q); (3) capacitance (C = Q/V) measures how much charge a device stores per volt; (4) energy stored in a capacitor equals the area under the Q-V graph (E = ½CV²); (5) the cloud-to-ground gap in the Ol Kalou storm acted as a natural parallel-plate capacitor storing up to 1.5 × 10⁹ J before catastrophic discharge.</w:t>
+              <w:t xml:space="preserve">We learned that the free electrons on a charged conductor repel each other and move to the outer surface, and that charge is most concentrated at points. At a point, the strong field ionises the air and charge leaks away (point discharge), while earthing lets charge flow safely to the ground.</w:t>
             </w:r>
           </w:p>
         </w:tc>
@@ -1522,7 +1522,7 @@
                 <w:sz w:val="18"/>
                 <w:szCs w:val="18"/>
               </w:rPr>
-              <w:t xml:space="preserve">Students explained that: (1) the energy scorch-marking the iron-sheet roof at Ol Kalou had been stored invisibly in the electric field between the charged storm cloud and the ground — exactly as energy is stored in the field between the foil plates of their homemade capacitor; (2) the lightning conductor on the district offices provided a controlled discharge pathway, safely routing stored energy to ground rather than through the iron roof; (3) engineers exploit the same charge-storage principle in camera flash units, mobile phone chargers, and surge protectors — devices that charge slowly and release energy rapidly or safely absorb excess energy.</w:t>
+              <w:t xml:space="preserve">This explains why a woollen jersey shock in dry Nairobi is a small spark (a discharge) and why lightning conductors, with a pointed rod joined by thick copper strip to a buried earth plate, protect buildings in Kericho and Kisumu. It also adds to our model of how electrons, not created charge, move and build up around the balloon, hair, wall and paper.</w:t>
             </w:r>
           </w:p>
         </w:tc>
@@ -1575,7 +1575,7 @@
                 <w:sz w:val="18"/>
                 <w:szCs w:val="18"/>
               </w:rPr>
-              <w:t xml:space="preserve">How Much Energy Can a Capacitor Store? (Energy Stored in a Capacitor)</w:t>
+              <w:t xml:space="preserve">Detecting and Measuring Charge: The Gold-Leaf Electroscope</w:t>
             </w:r>
           </w:p>
         </w:tc>
@@ -1607,7 +1607,7 @@
                 <w:sz w:val="18"/>
                 <w:szCs w:val="18"/>
               </w:rPr>
-              <w:t xml:space="preserve">We explained that the energy stored in a capacitor is the work done by the battery in separating charges onto the plates against the growing electric field. Because voltage increases as charge builds up, the work done per extra unit of charge also increases, so the total energy is the triangular area under the Q-V graph rather than a simple rectangle. This is captured exactly by E = half CV squared.</w:t>
+              <w:t xml:space="preserve">Record what you observed with the gold-leaf electroscope: the leaf at 0 degrees when neutral; about 30 degrees with a negative polythene strip (20 strokes); the leaf staying up after contact; about 50 degrees with 40 strokes; the angle going above 30 degrees with a negative object and below 30 degrees with a positive object; and 0 degrees after earthing with a finger.</w:t>
             </w:r>
           </w:p>
         </w:tc>
@@ -1639,7 +1639,7 @@
                 <w:sz w:val="18"/>
                 <w:szCs w:val="18"/>
               </w:rPr>
-              <w:t xml:space="preserve">We learned that the energy stored in a capacitor equals half times C times V squared, that voltage has a squared effect on stored energy (doubling the voltage quadruples the energy), and that this formula applies equally to small engineered capacitors and to the enormous natural capacitor formed between the storm cloud and the ground above Ol Kalou.</w:t>
+              <w:t xml:space="preserve">Write what you learned: a gold-leaf electroscope detects charge because the leaf and stem carry the same sign and repel; a bigger leaf divergence shows more charge; an increase on a charged electroscope shows the same sign and a decrease shows the opposite sign; earthing lets electrons flow to or from the Earth and discharges the electroscope.</w:t>
             </w:r>
           </w:p>
         </w:tc>
@@ -1671,7 +1671,7 @@
                 <w:sz w:val="18"/>
                 <w:szCs w:val="18"/>
               </w:rPr>
-              <w:t xml:space="preserve">The energy stored in a capacitor is not simply charge times voltage — it is half that, because the voltage starts at zero and grows as charge accumulates, so the average voltage across the charging process is V/2. This is why doubling the voltage on a capacitor quadruples the energy it stores: the formula E = half CV squared has voltage squared, not linear. The same physics explains the enormous energy released in a lightning strike above Ol Kalou — the natural capacitor formed between the storm cloud and the ground charges up to millions of volts, and even though its capacitance is modest, the V squared term makes the stored energy catastrophic when it discharges.</w:t>
+              <w:t xml:space="preserve">Explain how this helps answer the Driving Question: the rubbed balloon is shown to be charged because it makes the leaf diverge, its negative sign can be tested, and the amount of charge relates to the number of strokes because more electrons are transferred, not created.</w:t>
             </w:r>
           </w:p>
         </w:tc>
@@ -1724,7 +1724,7 @@
                 <w:sz w:val="18"/>
                 <w:szCs w:val="18"/>
               </w:rPr>
-              <w:t xml:space="preserve">How Do We Use Electrostatics to Solve Real Problems? (Applications and Unit Synthesis)</w:t>
+              <w:t xml:space="preserve">Applications and Consolidation: From the Mysterious Balloon to Lightning Conductors, and the Final Explanation</w:t>
             </w:r>
           </w:p>
         </w:tc>
@@ -1756,7 +1756,7 @@
                 <w:sz w:val="18"/>
                 <w:szCs w:val="18"/>
               </w:rPr>
-              <w:t xml:space="preserve">We observed five student group presentations on electrostatic applications operating in Kenya — lightning conductors in Nyandarua, electrostatic precipitators at Athi River, photocopiers in Kisumu, spray-painting booths on Mombasa Road, and inkjet printers — and we completed the Driving Question Board by placing green dots on resolved questions from Lesson 1.</w:t>
+              <w:t xml:space="preserve">What did we observe? (Examples: the rubbed balloon raises hair and sticks to the wall for about 3 minutes at about 35% humidity but only under 30 seconds at about 80%; paper pieces jump to a rubbed polythene strip; the lightning conductor has a pointed rod and a thick copper strip to an earth plate; a fuel tanker trails an earthing chain; a photocopier and a precipitator use attraction between unlike charges.)</w:t>
             </w:r>
           </w:p>
         </w:tc>
@@ -1788,7 +1788,7 @@
                 <w:sz w:val="18"/>
                 <w:szCs w:val="18"/>
               </w:rPr>
-              <w:t xml:space="preserve">We learned that all five applications rely on the same fundamental processes — charge separation or induction, electric field concentration or direction, controlled potential difference, and energy transfer — that we used to explain the Ol Kalou lightning strike, confirming that electrostatics is a single coherent framework operating at every scale from a printer droplet to a storm cloud.</w:t>
+              <w:t xml:space="preserve">What did we learn? (Examples: charges are not created, electrons are transferred by friction and total charge is conserved; the balloon gains about 1 nC, about 6 x 10^9 electrons, out of about 10^23 atoms; unlike charges attract and like charges repel; neutral objects are attracted by induction; charge crowds at points (point discharge) and earthing lets electrons flow to or from the ground; humidity lets charge leak away.)</w:t>
             </w:r>
           </w:p>
         </w:tc>
@@ -1820,7 +1820,7 @@
                 <w:sz w:val="18"/>
                 <w:szCs w:val="18"/>
               </w:rPr>
-              <w:t xml:space="preserve">We explained the complete Ol Kalou Market event in a nine-step narrative linking charge build-up by friction in the cloud, induction on the iron roof, Coulomb force intensification, field concentration at the conductor tip, ionisation of air at breakdown potential difference, rapid capacitor-like discharge releasing energy equal to half CV squared, selective damage to the conducting iron roof but not the insulating wooden stall, and the safe earthing pathway provided by the lightning conductor — and we connected this explanation to at least one engineered technology that harnesses the same physics productively for Kenyan communities.</w:t>
+              <w:t xml:space="preserve">How can we explain the phenomenon? (Write your Final Explanation: when the balloon is rubbed on dry hair, electrons transfer from hair to latex because latex holds electrons more strongly, so the balloon is negative and the hair positive; the positive hair strands repel each other and rise and are attracted to the balloon; the negative balloon induces opposite charge on the near side of the neutral wall and paper so they attract; on dry days charge leaks slowly but on humid days water vapour lets it escape; technology such as lightning conductors, tanker earthing, photocopiers and precipitators uses the same ideas.)</w:t>
             </w:r>
           </w:p>
         </w:tc>
@@ -1944,7 +1944,7 @@
         </w:rPr>
         <w:t xml:space="preserve">© 2026 SeaVuria and ARES. This work is licensed under a </w:t>
       </w:r>
-      <w:hyperlink w:history="1" r:id="rIdfkwhadncdbftwgbnck_iv">
+      <w:hyperlink w:history="1" r:id="rIdls1tj71-zmj1qthbrhfuz">
         <w:r>
           <w:rPr>
             <w:rFonts w:ascii="Arial" w:cs="Arial" w:eastAsia="Arial" w:hAnsi="Arial"/>
@@ -1964,7 +1964,7 @@
         </w:rPr>
         <w:t xml:space="preserve"> (</w:t>
       </w:r>
-      <w:hyperlink w:history="1" r:id="rIdjn831hbai87gux1a4gjpv">
+      <w:hyperlink w:history="1" r:id="rId3bwxzkplcspvls_qug9ji">
         <w:r>
           <w:rPr>
             <w:rFonts w:ascii="Arial" w:cs="Arial" w:eastAsia="Arial" w:hAnsi="Arial"/>
@@ -1984,7 +1984,7 @@
         </w:rPr>
         <w:t xml:space="preserve">). To view a copy of this license, visit </w:t>
       </w:r>
-      <w:hyperlink w:history="1" r:id="rIdjcntb9g32wlhohnifjgjg">
+      <w:hyperlink w:history="1" r:id="rIdhdpgebolqzwnhg1z7tcmt">
         <w:r>
           <w:rPr>
             <w:rFonts w:ascii="Arial" w:cs="Arial" w:eastAsia="Arial" w:hAnsi="Arial"/>

--- a/data/outputs/v2/Physics/SS3.4_Electrostatics/Physics_Electrostatics_SummaryTable.docx
+++ b/data/outputs/v2/Physics/SS3.4_Electrostatics/Physics_Electrostatics_SummaryTable.docx
@@ -4,6 +4,7 @@
   <w:body>
     <w:p>
       <w:pPr>
+        <w:keepNext w:val="false"/>
         <w:spacing w:after="30" w:before="0"/>
         <w:jc w:val="center"/>
       </w:pPr>
@@ -23,6 +24,7 @@
     </w:p>
     <w:p>
       <w:pPr>
+        <w:keepNext w:val="false"/>
         <w:spacing w:after="60" w:before="0"/>
         <w:jc w:val="center"/>
       </w:pPr>
@@ -81,6 +83,7 @@
           </w:tcPr>
           <w:p>
             <w:pPr>
+              <w:keepNext w:val="false"/>
               <w:spacing w:after="40" w:before="0"/>
               <w:jc w:val="center"/>
             </w:pPr>
@@ -115,6 +118,7 @@
           </w:tcPr>
           <w:p>
             <w:pPr>
+              <w:keepNext w:val="false"/>
               <w:spacing w:after="40" w:before="0"/>
               <w:jc w:val="left"/>
             </w:pPr>
@@ -147,6 +151,7 @@
           </w:tcPr>
           <w:p>
             <w:pPr>
+              <w:keepNext w:val="false"/>
               <w:spacing w:after="40" w:before="0"/>
               <w:jc w:val="left"/>
             </w:pPr>
@@ -181,6 +186,7 @@
           </w:tcPr>
           <w:p>
             <w:pPr>
+              <w:keepNext w:val="false"/>
               <w:spacing w:after="40" w:before="0"/>
               <w:jc w:val="left"/>
             </w:pPr>
@@ -213,6 +219,7 @@
           </w:tcPr>
           <w:p>
             <w:pPr>
+              <w:keepNext w:val="false"/>
               <w:spacing w:after="40" w:before="0"/>
               <w:jc w:val="left"/>
             </w:pPr>
@@ -273,6 +280,7 @@
           </w:tcPr>
           <w:p>
             <w:pPr>
+              <w:keepNext w:val="false"/>
               <w:spacing w:after="40" w:before="0"/>
               <w:jc w:val="center"/>
             </w:pPr>
@@ -307,6 +315,7 @@
           </w:tcPr>
           <w:p>
             <w:pPr>
+              <w:keepNext w:val="false"/>
               <w:spacing w:after="40" w:before="0"/>
               <w:jc w:val="left"/>
             </w:pPr>
@@ -369,6 +378,7 @@
           </w:tcPr>
           <w:p>
             <w:pPr>
+              <w:keepNext w:val="false"/>
               <w:spacing w:after="40" w:before="0"/>
               <w:jc w:val="left"/>
             </w:pPr>
@@ -401,6 +411,7 @@
           </w:tcPr>
           <w:p>
             <w:pPr>
+              <w:keepNext w:val="false"/>
               <w:spacing w:after="40" w:before="0"/>
               <w:jc w:val="left"/>
             </w:pPr>
@@ -433,6 +444,7 @@
           </w:tcPr>
           <w:p>
             <w:pPr>
+              <w:keepNext w:val="false"/>
               <w:spacing w:after="40" w:before="0"/>
               <w:jc w:val="left"/>
             </w:pPr>
@@ -465,6 +477,7 @@
           </w:tcPr>
           <w:p>
             <w:pPr>
+              <w:keepNext w:val="false"/>
               <w:spacing w:after="40" w:before="0"/>
               <w:jc w:val="left"/>
             </w:pPr>
@@ -499,6 +512,7 @@
           </w:tcPr>
           <w:p>
             <w:pPr>
+              <w:keepNext w:val="false"/>
               <w:spacing w:after="40" w:before="0"/>
               <w:jc w:val="left"/>
             </w:pPr>
@@ -518,6 +532,7 @@
           </w:p>
           <w:p>
             <w:pPr>
+              <w:keepNext w:val="false"/>
               <w:spacing w:after="40" w:before="0"/>
               <w:jc w:val="left"/>
             </w:pPr>
@@ -550,6 +565,7 @@
           </w:tcPr>
           <w:p>
             <w:pPr>
+              <w:keepNext w:val="false"/>
               <w:spacing w:after="40" w:before="0"/>
               <w:jc w:val="left"/>
             </w:pPr>
@@ -582,6 +598,7 @@
           </w:tcPr>
           <w:p>
             <w:pPr>
+              <w:keepNext w:val="false"/>
               <w:spacing w:after="40" w:before="0"/>
               <w:jc w:val="left"/>
             </w:pPr>
@@ -614,6 +631,7 @@
           </w:tcPr>
           <w:p>
             <w:pPr>
+              <w:keepNext w:val="false"/>
               <w:spacing w:after="40" w:before="0"/>
               <w:jc w:val="left"/>
             </w:pPr>
@@ -648,6 +666,7 @@
           </w:tcPr>
           <w:p>
             <w:pPr>
+              <w:keepNext w:val="false"/>
               <w:spacing w:after="40" w:before="0"/>
               <w:jc w:val="left"/>
             </w:pPr>
@@ -667,6 +686,7 @@
           </w:p>
           <w:p>
             <w:pPr>
+              <w:keepNext w:val="false"/>
               <w:spacing w:after="40" w:before="0"/>
               <w:jc w:val="left"/>
             </w:pPr>
@@ -699,6 +719,7 @@
           </w:tcPr>
           <w:p>
             <w:pPr>
+              <w:keepNext w:val="false"/>
               <w:spacing w:after="40" w:before="0"/>
               <w:jc w:val="left"/>
             </w:pPr>
@@ -731,6 +752,7 @@
           </w:tcPr>
           <w:p>
             <w:pPr>
+              <w:keepNext w:val="false"/>
               <w:spacing w:after="40" w:before="0"/>
               <w:jc w:val="left"/>
             </w:pPr>
@@ -763,6 +785,7 @@
           </w:tcPr>
           <w:p>
             <w:pPr>
+              <w:keepNext w:val="false"/>
               <w:spacing w:after="40" w:before="0"/>
               <w:jc w:val="left"/>
             </w:pPr>
@@ -797,6 +820,7 @@
           </w:tcPr>
           <w:p>
             <w:pPr>
+              <w:keepNext w:val="false"/>
               <w:spacing w:after="40" w:before="0"/>
               <w:jc w:val="left"/>
             </w:pPr>
@@ -816,6 +840,7 @@
           </w:p>
           <w:p>
             <w:pPr>
+              <w:keepNext w:val="false"/>
               <w:spacing w:after="40" w:before="0"/>
               <w:jc w:val="left"/>
             </w:pPr>
@@ -848,6 +873,7 @@
           </w:tcPr>
           <w:p>
             <w:pPr>
+              <w:keepNext w:val="false"/>
               <w:spacing w:after="40" w:before="0"/>
               <w:jc w:val="left"/>
             </w:pPr>
@@ -880,6 +906,7 @@
           </w:tcPr>
           <w:p>
             <w:pPr>
+              <w:keepNext w:val="false"/>
               <w:spacing w:after="40" w:before="0"/>
               <w:jc w:val="left"/>
             </w:pPr>
@@ -912,6 +939,7 @@
           </w:tcPr>
           <w:p>
             <w:pPr>
+              <w:keepNext w:val="false"/>
               <w:spacing w:after="40" w:before="0"/>
               <w:jc w:val="left"/>
             </w:pPr>
@@ -946,6 +974,7 @@
           </w:tcPr>
           <w:p>
             <w:pPr>
+              <w:keepNext w:val="false"/>
               <w:spacing w:after="40" w:before="0"/>
               <w:jc w:val="left"/>
             </w:pPr>
@@ -965,6 +994,7 @@
           </w:p>
           <w:p>
             <w:pPr>
+              <w:keepNext w:val="false"/>
               <w:spacing w:after="40" w:before="0"/>
               <w:jc w:val="left"/>
             </w:pPr>
@@ -997,6 +1027,7 @@
           </w:tcPr>
           <w:p>
             <w:pPr>
+              <w:keepNext w:val="false"/>
               <w:spacing w:after="40" w:before="0"/>
               <w:jc w:val="left"/>
             </w:pPr>
@@ -1029,6 +1060,7 @@
           </w:tcPr>
           <w:p>
             <w:pPr>
+              <w:keepNext w:val="false"/>
               <w:spacing w:after="40" w:before="0"/>
               <w:jc w:val="left"/>
             </w:pPr>
@@ -1061,6 +1093,7 @@
           </w:tcPr>
           <w:p>
             <w:pPr>
+              <w:keepNext w:val="false"/>
               <w:spacing w:after="40" w:before="0"/>
               <w:jc w:val="left"/>
             </w:pPr>
@@ -1095,6 +1128,7 @@
           </w:tcPr>
           <w:p>
             <w:pPr>
+              <w:keepNext w:val="false"/>
               <w:spacing w:after="40" w:before="0"/>
               <w:jc w:val="left"/>
             </w:pPr>
@@ -1114,6 +1148,7 @@
           </w:p>
           <w:p>
             <w:pPr>
+              <w:keepNext w:val="false"/>
               <w:spacing w:after="40" w:before="0"/>
               <w:jc w:val="left"/>
             </w:pPr>
@@ -1146,6 +1181,7 @@
           </w:tcPr>
           <w:p>
             <w:pPr>
+              <w:keepNext w:val="false"/>
               <w:spacing w:after="40" w:before="0"/>
               <w:jc w:val="left"/>
             </w:pPr>
@@ -1178,6 +1214,7 @@
           </w:tcPr>
           <w:p>
             <w:pPr>
+              <w:keepNext w:val="false"/>
               <w:spacing w:after="40" w:before="0"/>
               <w:jc w:val="left"/>
             </w:pPr>
@@ -1210,6 +1247,7 @@
           </w:tcPr>
           <w:p>
             <w:pPr>
+              <w:keepNext w:val="false"/>
               <w:spacing w:after="40" w:before="0"/>
               <w:jc w:val="left"/>
             </w:pPr>
@@ -1244,6 +1282,7 @@
           </w:tcPr>
           <w:p>
             <w:pPr>
+              <w:keepNext w:val="false"/>
               <w:spacing w:after="40" w:before="0"/>
               <w:jc w:val="left"/>
             </w:pPr>
@@ -1263,6 +1302,7 @@
           </w:p>
           <w:p>
             <w:pPr>
+              <w:keepNext w:val="false"/>
               <w:spacing w:after="40" w:before="0"/>
               <w:jc w:val="left"/>
             </w:pPr>
@@ -1295,6 +1335,7 @@
           </w:tcPr>
           <w:p>
             <w:pPr>
+              <w:keepNext w:val="false"/>
               <w:spacing w:after="40" w:before="0"/>
               <w:jc w:val="left"/>
             </w:pPr>
@@ -1327,6 +1368,7 @@
           </w:tcPr>
           <w:p>
             <w:pPr>
+              <w:keepNext w:val="false"/>
               <w:spacing w:after="40" w:before="0"/>
               <w:jc w:val="left"/>
             </w:pPr>
@@ -1359,6 +1401,7 @@
           </w:tcPr>
           <w:p>
             <w:pPr>
+              <w:keepNext w:val="false"/>
               <w:spacing w:after="40" w:before="0"/>
               <w:jc w:val="left"/>
             </w:pPr>
@@ -1393,6 +1436,7 @@
           </w:tcPr>
           <w:p>
             <w:pPr>
+              <w:keepNext w:val="false"/>
               <w:spacing w:after="40" w:before="0"/>
               <w:jc w:val="left"/>
             </w:pPr>
@@ -1412,6 +1456,7 @@
           </w:p>
           <w:p>
             <w:pPr>
+              <w:keepNext w:val="false"/>
               <w:spacing w:after="40" w:before="0"/>
               <w:jc w:val="left"/>
             </w:pPr>
@@ -1444,6 +1489,7 @@
           </w:tcPr>
           <w:p>
             <w:pPr>
+              <w:keepNext w:val="false"/>
               <w:spacing w:after="40" w:before="0"/>
               <w:jc w:val="left"/>
             </w:pPr>
@@ -1476,6 +1522,7 @@
           </w:tcPr>
           <w:p>
             <w:pPr>
+              <w:keepNext w:val="false"/>
               <w:spacing w:after="40" w:before="0"/>
               <w:jc w:val="left"/>
             </w:pPr>
@@ -1508,6 +1555,7 @@
           </w:tcPr>
           <w:p>
             <w:pPr>
+              <w:keepNext w:val="false"/>
               <w:spacing w:after="40" w:before="0"/>
               <w:jc w:val="left"/>
             </w:pPr>
@@ -1542,6 +1590,7 @@
           </w:tcPr>
           <w:p>
             <w:pPr>
+              <w:keepNext w:val="false"/>
               <w:spacing w:after="40" w:before="0"/>
               <w:jc w:val="left"/>
             </w:pPr>
@@ -1561,6 +1610,7 @@
           </w:p>
           <w:p>
             <w:pPr>
+              <w:keepNext w:val="false"/>
               <w:spacing w:after="40" w:before="0"/>
               <w:jc w:val="left"/>
             </w:pPr>
@@ -1593,6 +1643,7 @@
           </w:tcPr>
           <w:p>
             <w:pPr>
+              <w:keepNext w:val="false"/>
               <w:spacing w:after="40" w:before="0"/>
               <w:jc w:val="left"/>
             </w:pPr>
@@ -1625,6 +1676,7 @@
           </w:tcPr>
           <w:p>
             <w:pPr>
+              <w:keepNext w:val="false"/>
               <w:spacing w:after="40" w:before="0"/>
               <w:jc w:val="left"/>
             </w:pPr>
@@ -1657,6 +1709,7 @@
           </w:tcPr>
           <w:p>
             <w:pPr>
+              <w:keepNext w:val="false"/>
               <w:spacing w:after="40" w:before="0"/>
               <w:jc w:val="left"/>
             </w:pPr>
@@ -1691,6 +1744,7 @@
           </w:tcPr>
           <w:p>
             <w:pPr>
+              <w:keepNext w:val="false"/>
               <w:spacing w:after="40" w:before="0"/>
               <w:jc w:val="left"/>
             </w:pPr>
@@ -1710,6 +1764,7 @@
           </w:p>
           <w:p>
             <w:pPr>
+              <w:keepNext w:val="false"/>
               <w:spacing w:after="40" w:before="0"/>
               <w:jc w:val="left"/>
             </w:pPr>
@@ -1742,6 +1797,7 @@
           </w:tcPr>
           <w:p>
             <w:pPr>
+              <w:keepNext w:val="false"/>
               <w:spacing w:after="40" w:before="0"/>
               <w:jc w:val="left"/>
             </w:pPr>
@@ -1774,6 +1830,7 @@
           </w:tcPr>
           <w:p>
             <w:pPr>
+              <w:keepNext w:val="false"/>
               <w:spacing w:after="40" w:before="0"/>
               <w:jc w:val="left"/>
             </w:pPr>
@@ -1806,6 +1863,7 @@
           </w:tcPr>
           <w:p>
             <w:pPr>
+              <w:keepNext w:val="false"/>
               <w:spacing w:after="40" w:before="0"/>
               <w:jc w:val="left"/>
             </w:pPr>
@@ -1944,7 +2002,7 @@
         </w:rPr>
         <w:t xml:space="preserve">© 2026 SeaVuria and ARES. This work is licensed under a </w:t>
       </w:r>
-      <w:hyperlink w:history="1" r:id="rIdls1tj71-zmj1qthbrhfuz">
+      <w:hyperlink w:history="1" r:id="rIdkyth1-2rvz9ypppgukqex">
         <w:r>
           <w:rPr>
             <w:rFonts w:ascii="Arial" w:cs="Arial" w:eastAsia="Arial" w:hAnsi="Arial"/>
@@ -1964,7 +2022,7 @@
         </w:rPr>
         <w:t xml:space="preserve"> (</w:t>
       </w:r>
-      <w:hyperlink w:history="1" r:id="rId3bwxzkplcspvls_qug9ji">
+      <w:hyperlink w:history="1" r:id="rIdifqxe4qwj6rvpvigqybe0">
         <w:r>
           <w:rPr>
             <w:rFonts w:ascii="Arial" w:cs="Arial" w:eastAsia="Arial" w:hAnsi="Arial"/>
@@ -1984,7 +2042,7 @@
         </w:rPr>
         <w:t xml:space="preserve">). To view a copy of this license, visit </w:t>
       </w:r>
-      <w:hyperlink w:history="1" r:id="rIdhdpgebolqzwnhg1z7tcmt">
+      <w:hyperlink w:history="1" r:id="rId0qzipdsaqliy4mzupk04a">
         <w:r>
           <w:rPr>
             <w:rFonts w:ascii="Arial" w:cs="Arial" w:eastAsia="Arial" w:hAnsi="Arial"/>

--- a/data/outputs/v2/Physics/SS3.4_Electrostatics/Physics_Electrostatics_SummaryTable.docx
+++ b/data/outputs/v2/Physics/SS3.4_Electrostatics/Physics_Electrostatics_SummaryTable.docx
@@ -2002,7 +2002,7 @@
         </w:rPr>
         <w:t xml:space="preserve">© 2026 SeaVuria and ARES. This work is licensed under a </w:t>
       </w:r>
-      <w:hyperlink w:history="1" r:id="rIdkyth1-2rvz9ypppgukqex">
+      <w:hyperlink w:history="1" r:id="rIdkgr84hfzrlx1kmavtf5nr">
         <w:r>
           <w:rPr>
             <w:rFonts w:ascii="Arial" w:cs="Arial" w:eastAsia="Arial" w:hAnsi="Arial"/>
@@ -2022,7 +2022,7 @@
         </w:rPr>
         <w:t xml:space="preserve"> (</w:t>
       </w:r>
-      <w:hyperlink w:history="1" r:id="rIdifqxe4qwj6rvpvigqybe0">
+      <w:hyperlink w:history="1" r:id="rIdc6ruotqdpc9pbcd-ikmqn">
         <w:r>
           <w:rPr>
             <w:rFonts w:ascii="Arial" w:cs="Arial" w:eastAsia="Arial" w:hAnsi="Arial"/>
@@ -2042,7 +2042,7 @@
         </w:rPr>
         <w:t xml:space="preserve">). To view a copy of this license, visit </w:t>
       </w:r>
-      <w:hyperlink w:history="1" r:id="rId0qzipdsaqliy4mzupk04a">
+      <w:hyperlink w:history="1" r:id="rIdw6-bb98crvkcz_ebc7oa1">
         <w:r>
           <w:rPr>
             <w:rFonts w:ascii="Arial" w:cs="Arial" w:eastAsia="Arial" w:hAnsi="Arial"/>
